--- a/src/Tests/Inputs/cards/16/input.docx
+++ b/src/Tests/Inputs/cards/16/input.docx
@@ -1,6 +1,6 @@
 
 <file path=word/document.xml><?xml version="1.0" encoding="utf-8"?>
-<w:document xmlns:wpc="http://schemas.microsoft.com/office/word/2010/wordprocessingCanvas" xmlns:cx="http://schemas.microsoft.com/office/drawing/2014/chartex" xmlns:cx1="http://schemas.microsoft.com/office/drawing/2015/9/8/chartex" xmlns:cx2="http://schemas.microsoft.com/office/drawing/2015/10/21/chartex" xmlns:cx3="http://schemas.microsoft.com/office/drawing/2016/5/9/chartex" xmlns:cx4="http://schemas.microsoft.com/office/drawing/2016/5/10/chartex" xmlns:cx5="http://schemas.microsoft.com/office/drawing/2016/5/11/chartex" xmlns:cx6="http://schemas.microsoft.com/office/drawing/2016/5/12/chartex" xmlns:cx7="http://schemas.microsoft.com/office/drawing/2016/5/13/chartex" xmlns:cx8="http://schemas.microsoft.com/office/drawing/2016/5/14/chartex" xmlns:mc="http://schemas.openxmlformats.org/markup-compatibility/2006" xmlns:aink="http://schemas.microsoft.com/office/drawing/2016/ink" xmlns:am3d="http://schemas.microsoft.com/office/drawing/2017/model3d" xmlns:o="urn:schemas-microsoft-com:office:office" xmlns:r="http://schemas.openxmlformats.org/officeDocument/2006/relationships" xmlns:m="http://schemas.openxmlformats.org/officeDocument/2006/math" xmlns:v="urn:schemas-microsoft-com:vml" xmlns:wp14="http://schemas.microsoft.com/office/word/2010/wordprocessingDrawing" xmlns:wp="http://schemas.openxmlformats.org/drawingml/2006/wordprocessingDrawing" xmlns:w10="urn:schemas-microsoft-com:office:word" xmlns:w="http://schemas.openxmlformats.org/wordprocessingml/2006/main" xmlns:w14="http://schemas.microsoft.com/office/word/2010/wordml" xmlns:w15="http://schemas.microsoft.com/office/word/2012/wordml" xmlns:w16cex="http://schemas.microsoft.com/office/word/2018/wordml/cex" xmlns:w16cid="http://schemas.microsoft.com/office/word/2016/wordml/cid" xmlns:w16="http://schemas.microsoft.com/office/word/2018/wordml" xmlns:w16se="http://schemas.microsoft.com/office/word/2015/wordml/symex" xmlns:wpg="http://schemas.microsoft.com/office/word/2010/wordprocessingGroup" xmlns:wpi="http://schemas.microsoft.com/office/word/2010/wordprocessingInk" xmlns:wne="http://schemas.microsoft.com/office/word/2006/wordml" xmlns:wps="http://schemas.microsoft.com/office/word/2010/wordprocessingShape" mc:Ignorable="w14 w15 w16se w16cid w16 w16cex wp14">
+<w:document xmlns:a="http://schemas.openxmlformats.org/drawingml/2006/main" xmlns:pic="http://schemas.openxmlformats.org/drawingml/2006/picture" xmlns:a14="http://schemas.microsoft.com/office/drawing/2010/main" xmlns:wpc="http://schemas.microsoft.com/office/word/2010/wordprocessingCanvas" xmlns:cx="http://schemas.microsoft.com/office/drawing/2014/chartex" xmlns:cx1="http://schemas.microsoft.com/office/drawing/2015/9/8/chartex" xmlns:cx2="http://schemas.microsoft.com/office/drawing/2015/10/21/chartex" xmlns:cx3="http://schemas.microsoft.com/office/drawing/2016/5/9/chartex" xmlns:cx4="http://schemas.microsoft.com/office/drawing/2016/5/10/chartex" xmlns:cx5="http://schemas.microsoft.com/office/drawing/2016/5/11/chartex" xmlns:cx6="http://schemas.microsoft.com/office/drawing/2016/5/12/chartex" xmlns:cx7="http://schemas.microsoft.com/office/drawing/2016/5/13/chartex" xmlns:cx8="http://schemas.microsoft.com/office/drawing/2016/5/14/chartex" xmlns:mc="http://schemas.openxmlformats.org/markup-compatibility/2006" xmlns:aink="http://schemas.microsoft.com/office/drawing/2016/ink" xmlns:am3d="http://schemas.microsoft.com/office/drawing/2017/model3d" xmlns:o="urn:schemas-microsoft-com:office:office" xmlns:r="http://schemas.openxmlformats.org/officeDocument/2006/relationships" xmlns:m="http://schemas.openxmlformats.org/officeDocument/2006/math" xmlns:v="urn:schemas-microsoft-com:vml" xmlns:wp14="http://schemas.microsoft.com/office/word/2010/wordprocessingDrawing" xmlns:wp="http://schemas.openxmlformats.org/drawingml/2006/wordprocessingDrawing" xmlns:w10="urn:schemas-microsoft-com:office:word" xmlns:w="http://schemas.openxmlformats.org/wordprocessingml/2006/main" xmlns:w14="http://schemas.microsoft.com/office/word/2010/wordml" xmlns:w15="http://schemas.microsoft.com/office/word/2012/wordml" xmlns:w16cex="http://schemas.microsoft.com/office/word/2018/wordml/cex" xmlns:w16cid="http://schemas.microsoft.com/office/word/2016/wordml/cid" xmlns:w16="http://schemas.microsoft.com/office/word/2018/wordml" xmlns:w16se="http://schemas.microsoft.com/office/word/2015/wordml/symex" xmlns:wpg="http://schemas.microsoft.com/office/word/2010/wordprocessingGroup" xmlns:wpi="http://schemas.microsoft.com/office/word/2010/wordprocessingInk" xmlns:wne="http://schemas.microsoft.com/office/word/2006/wordml" xmlns:wps="http://schemas.microsoft.com/office/word/2010/wordprocessingShape" mc:Ignorable="w14 w15 w16se w16cid w16 w16cex wp14">
   <w:body>
     <w:p>
       <w:pPr>
@@ -13,12 +13,12 @@
         <w:tblW w:w="5000" w:type="pct"/>
         <w:jc w:val="center"/>
         <w:tblBorders>
-          <w:top w:val="none" w:sz="0" w:space="0" w:color="auto"/>
-          <w:left w:val="none" w:sz="0" w:space="0" w:color="auto"/>
-          <w:bottom w:val="none" w:sz="0" w:space="0" w:color="auto"/>
-          <w:right w:val="none" w:sz="0" w:space="0" w:color="auto"/>
-          <w:insideH w:val="none" w:sz="0" w:space="0" w:color="auto"/>
-          <w:insideV w:val="none" w:sz="0" w:space="0" w:color="auto"/>
+          <w:top w:val="none" w:color="auto" w:sz="0" w:space="0"/>
+          <w:left w:val="none" w:color="auto" w:sz="0" w:space="0"/>
+          <w:bottom w:val="none" w:color="auto" w:sz="0" w:space="0"/>
+          <w:right w:val="none" w:color="auto" w:sz="0" w:space="0"/>
+          <w:insideH w:val="none" w:color="auto" w:sz="0" w:space="0"/>
+          <w:insideV w:val="none" w:color="auto" w:sz="0" w:space="0"/>
         </w:tblBorders>
         <w:tblLook w:val="04A0" w:firstRow="1" w:lastRow="0" w:firstColumn="1" w:lastColumn="0" w:noHBand="0" w:noVBand="1"/>
       </w:tblPr>
@@ -339,12 +339,12 @@
         <w:tblW w:w="5000" w:type="pct"/>
         <w:jc w:val="center"/>
         <w:tblBorders>
-          <w:top w:val="none" w:sz="0" w:space="0" w:color="auto"/>
-          <w:left w:val="none" w:sz="0" w:space="0" w:color="auto"/>
-          <w:bottom w:val="none" w:sz="0" w:space="0" w:color="auto"/>
-          <w:right w:val="none" w:sz="0" w:space="0" w:color="auto"/>
-          <w:insideH w:val="none" w:sz="0" w:space="0" w:color="auto"/>
-          <w:insideV w:val="none" w:sz="0" w:space="0" w:color="auto"/>
+          <w:top w:val="none" w:color="auto" w:sz="0" w:space="0"/>
+          <w:left w:val="none" w:color="auto" w:sz="0" w:space="0"/>
+          <w:bottom w:val="none" w:color="auto" w:sz="0" w:space="0"/>
+          <w:right w:val="none" w:color="auto" w:sz="0" w:space="0"/>
+          <w:insideH w:val="none" w:color="auto" w:sz="0" w:space="0"/>
+          <w:insideV w:val="none" w:color="auto" w:sz="0" w:space="0"/>
         </w:tblBorders>
         <w:tblLook w:val="04A0" w:firstRow="1" w:lastRow="0" w:firstColumn="1" w:lastColumn="0" w:noHBand="0" w:noVBand="1"/>
       </w:tblPr>
@@ -483,12 +483,12 @@
         <w:tblW w:w="5000" w:type="pct"/>
         <w:jc w:val="center"/>
         <w:tblBorders>
-          <w:top w:val="none" w:sz="0" w:space="0" w:color="auto"/>
-          <w:left w:val="none" w:sz="0" w:space="0" w:color="auto"/>
-          <w:bottom w:val="none" w:sz="0" w:space="0" w:color="auto"/>
-          <w:right w:val="none" w:sz="0" w:space="0" w:color="auto"/>
-          <w:insideH w:val="none" w:sz="0" w:space="0" w:color="auto"/>
-          <w:insideV w:val="none" w:sz="0" w:space="0" w:color="auto"/>
+          <w:top w:val="none" w:color="auto" w:sz="0" w:space="0"/>
+          <w:left w:val="none" w:color="auto" w:sz="0" w:space="0"/>
+          <w:bottom w:val="none" w:color="auto" w:sz="0" w:space="0"/>
+          <w:right w:val="none" w:color="auto" w:sz="0" w:space="0"/>
+          <w:insideH w:val="none" w:color="auto" w:sz="0" w:space="0"/>
+          <w:insideV w:val="none" w:color="auto" w:sz="0" w:space="0"/>
         </w:tblBorders>
         <w:tblLayout w:type="fixed"/>
         <w:tblLook w:val="04A0" w:firstRow="1" w:lastRow="0" w:firstColumn="1" w:lastColumn="0" w:noHBand="0" w:noVBand="1"/>
@@ -968,12 +968,12 @@
         <w:tblW w:w="5004" w:type="pct"/>
         <w:jc w:val="center"/>
         <w:tblBorders>
-          <w:top w:val="none" w:sz="0" w:space="0" w:color="auto"/>
-          <w:left w:val="none" w:sz="0" w:space="0" w:color="auto"/>
-          <w:bottom w:val="none" w:sz="0" w:space="0" w:color="auto"/>
-          <w:right w:val="none" w:sz="0" w:space="0" w:color="auto"/>
-          <w:insideH w:val="none" w:sz="0" w:space="0" w:color="auto"/>
-          <w:insideV w:val="none" w:sz="0" w:space="0" w:color="auto"/>
+          <w:top w:val="none" w:color="auto" w:sz="0" w:space="0"/>
+          <w:left w:val="none" w:color="auto" w:sz="0" w:space="0"/>
+          <w:bottom w:val="none" w:color="auto" w:sz="0" w:space="0"/>
+          <w:right w:val="none" w:color="auto" w:sz="0" w:space="0"/>
+          <w:insideH w:val="none" w:color="auto" w:sz="0" w:space="0"/>
+          <w:insideV w:val="none" w:color="auto" w:sz="0" w:space="0"/>
         </w:tblBorders>
         <w:tblLook w:val="04A0" w:firstRow="1" w:lastRow="0" w:firstColumn="1" w:lastColumn="0" w:noHBand="0" w:noVBand="1"/>
       </w:tblPr>
@@ -1309,12 +1309,12 @@
         <w:tblW w:w="5000" w:type="pct"/>
         <w:jc w:val="center"/>
         <w:tblBorders>
-          <w:top w:val="none" w:sz="0" w:space="0" w:color="auto"/>
-          <w:left w:val="none" w:sz="0" w:space="0" w:color="auto"/>
-          <w:bottom w:val="none" w:sz="0" w:space="0" w:color="auto"/>
-          <w:right w:val="none" w:sz="0" w:space="0" w:color="auto"/>
-          <w:insideH w:val="none" w:sz="0" w:space="0" w:color="auto"/>
-          <w:insideV w:val="none" w:sz="0" w:space="0" w:color="auto"/>
+          <w:top w:val="none" w:color="auto" w:sz="0" w:space="0"/>
+          <w:left w:val="none" w:color="auto" w:sz="0" w:space="0"/>
+          <w:bottom w:val="none" w:color="auto" w:sz="0" w:space="0"/>
+          <w:right w:val="none" w:color="auto" w:sz="0" w:space="0"/>
+          <w:insideH w:val="none" w:color="auto" w:sz="0" w:space="0"/>
+          <w:insideV w:val="none" w:color="auto" w:sz="0" w:space="0"/>
         </w:tblBorders>
         <w:tblLook w:val="04A0" w:firstRow="1" w:lastRow="0" w:firstColumn="1" w:lastColumn="0" w:noHBand="0" w:noVBand="1"/>
       </w:tblPr>

--- a/src/Tests/Inputs/cards/16/input.docx
+++ b/src/Tests/Inputs/cards/16/input.docx
@@ -2302,1069 +2302,6 @@
 </w:webSettings>
 </file>
 
-<file path=word/glossary/document.xml><?xml version="1.0" encoding="utf-8"?>
-<w:glossaryDocument xmlns:wpc="http://schemas.microsoft.com/office/word/2010/wordprocessingCanvas" xmlns:cx="http://schemas.microsoft.com/office/drawing/2014/chartex" xmlns:cx1="http://schemas.microsoft.com/office/drawing/2015/9/8/chartex" xmlns:cx2="http://schemas.microsoft.com/office/drawing/2015/10/21/chartex" xmlns:cx3="http://schemas.microsoft.com/office/drawing/2016/5/9/chartex" xmlns:cx4="http://schemas.microsoft.com/office/drawing/2016/5/10/chartex" xmlns:cx5="http://schemas.microsoft.com/office/drawing/2016/5/11/chartex" xmlns:cx6="http://schemas.microsoft.com/office/drawing/2016/5/12/chartex" xmlns:cx7="http://schemas.microsoft.com/office/drawing/2016/5/13/chartex" xmlns:cx8="http://schemas.microsoft.com/office/drawing/2016/5/14/chartex" xmlns:mc="http://schemas.openxmlformats.org/markup-compatibility/2006" xmlns:aink="http://schemas.microsoft.com/office/drawing/2016/ink" xmlns:am3d="http://schemas.microsoft.com/office/drawing/2017/model3d" xmlns:o="urn:schemas-microsoft-com:office:office" xmlns:r="http://schemas.openxmlformats.org/officeDocument/2006/relationships" xmlns:m="http://schemas.openxmlformats.org/officeDocument/2006/math" xmlns:v="urn:schemas-microsoft-com:vml" xmlns:wp14="http://schemas.microsoft.com/office/word/2010/wordprocessingDrawing" xmlns:wp="http://schemas.openxmlformats.org/drawingml/2006/wordprocessingDrawing" xmlns:w10="urn:schemas-microsoft-com:office:word" xmlns:w="http://schemas.openxmlformats.org/wordprocessingml/2006/main" xmlns:w14="http://schemas.microsoft.com/office/word/2010/wordml" xmlns:w15="http://schemas.microsoft.com/office/word/2012/wordml" xmlns:w16cex="http://schemas.microsoft.com/office/word/2018/wordml/cex" xmlns:w16cid="http://schemas.microsoft.com/office/word/2016/wordml/cid" xmlns:w16="http://schemas.microsoft.com/office/word/2018/wordml" xmlns:w16se="http://schemas.microsoft.com/office/word/2015/wordml/symex" xmlns:wpg="http://schemas.microsoft.com/office/word/2010/wordprocessingGroup" xmlns:wpi="http://schemas.microsoft.com/office/word/2010/wordprocessingInk" xmlns:wne="http://schemas.microsoft.com/office/word/2006/wordml" xmlns:wps="http://schemas.microsoft.com/office/word/2010/wordprocessingShape" mc:Ignorable="w14 w15 w16se w16cid w16 w16cex wp14">
-  <w:docParts>
-    <w:docPart>
-      <w:docPartPr>
-        <w:name w:val="DefaultPlaceholder_-1854013440"/>
-        <w:category>
-          <w:name w:val="General"/>
-          <w:gallery w:val="placeholder"/>
-        </w:category>
-        <w:types>
-          <w:type w:val="bbPlcHdr"/>
-        </w:types>
-        <w:behaviors>
-          <w:behavior w:val="content"/>
-        </w:behaviors>
-        <w:guid w:val="{0ED05D3B-59E1-49B7-A698-4BB6BABC3FF0}"/>
-      </w:docPartPr>
-      <w:docPartBody>
-        <w:p>
-          <w:r>
-            <w:rPr>
-              <w:rStyle w:val="PlaceholderText"/>
-            </w:rPr>
-            <w:t>Click or tap here to enter text.</w:t>
-          </w:r>
-        </w:p>
-      </w:docPartBody>
-    </w:docPart>
-    <w:docPart>
-      <w:docPartPr>
-        <w:name w:val="0441C135E0654283981D239C6FD59854"/>
-        <w:category>
-          <w:name w:val="General"/>
-          <w:gallery w:val="placeholder"/>
-        </w:category>
-        <w:types>
-          <w:type w:val="bbPlcHdr"/>
-        </w:types>
-        <w:behaviors>
-          <w:behavior w:val="content"/>
-        </w:behaviors>
-        <w:guid w:val="{A77C3BB1-4A43-4CFE-9EBB-55E4820428ED}"/>
-      </w:docPartPr>
-      <w:docPartBody>
-        <w:p>
-          <w:r>
-            <w:t>Merry Christmas</w:t>
-          </w:r>
-        </w:p>
-      </w:docPartBody>
-    </w:docPart>
-    <w:docPart>
-      <w:docPartPr>
-        <w:name w:val="AF65E97C4355463CAEF8C22B321D7489"/>
-        <w:category>
-          <w:name w:val="General"/>
-          <w:gallery w:val="placeholder"/>
-        </w:category>
-        <w:types>
-          <w:type w:val="bbPlcHdr"/>
-        </w:types>
-        <w:behaviors>
-          <w:behavior w:val="content"/>
-        </w:behaviors>
-        <w:guid w:val="{7DB680E7-856F-4CC4-8A7F-5CFE3564AC3A}"/>
-      </w:docPartPr>
-      <w:docPartBody>
-        <w:p>
-          <w:pPr>
-            <w:pStyle w:val="AF65E97C4355463CAEF8C22B321D7489"/>
-          </w:pPr>
-          <w:r>
-            <w:t>Merry Christmas</w:t>
-          </w:r>
-        </w:p>
-      </w:docPartBody>
-    </w:docPart>
-    <w:docPart>
-      <w:docPartPr>
-        <w:name w:val="55EAC8C6445548E984A68538D4E1ADAA"/>
-        <w:category>
-          <w:name w:val="General"/>
-          <w:gallery w:val="placeholder"/>
-        </w:category>
-        <w:types>
-          <w:type w:val="bbPlcHdr"/>
-        </w:types>
-        <w:behaviors>
-          <w:behavior w:val="content"/>
-        </w:behaviors>
-        <w:guid w:val="{E014DD16-43CD-48F4-B593-0FB9D03FE37B}"/>
-      </w:docPartPr>
-      <w:docPartBody>
-        <w:p>
-          <w:pPr>
-            <w:pStyle w:val="55EAC8C6445548E984A68538D4E1ADAA"/>
-          </w:pPr>
-          <w:r>
-            <w:t>Merry Christmas</w:t>
-          </w:r>
-        </w:p>
-      </w:docPartBody>
-    </w:docPart>
-    <w:docPart>
-      <w:docPartPr>
-        <w:name w:val="A25A5627703743399D9E40DA41BC8DA7"/>
-        <w:category>
-          <w:name w:val="General"/>
-          <w:gallery w:val="placeholder"/>
-        </w:category>
-        <w:types>
-          <w:type w:val="bbPlcHdr"/>
-        </w:types>
-        <w:behaviors>
-          <w:behavior w:val="content"/>
-        </w:behaviors>
-        <w:guid w:val="{0ABFA754-6015-4154-AE78-094DF0585681}"/>
-      </w:docPartPr>
-      <w:docPartBody>
-        <w:p>
-          <w:pPr>
-            <w:pStyle w:val="A25A5627703743399D9E40DA41BC8DA7"/>
-          </w:pPr>
-          <w:r>
-            <w:t>Merry Christmas</w:t>
-          </w:r>
-        </w:p>
-      </w:docPartBody>
-    </w:docPart>
-    <w:docPart>
-      <w:docPartPr>
-        <w:name w:val="F27005EFA1EF4599AAAA2C13F8717928"/>
-        <w:category>
-          <w:name w:val="General"/>
-          <w:gallery w:val="placeholder"/>
-        </w:category>
-        <w:types>
-          <w:type w:val="bbPlcHdr"/>
-        </w:types>
-        <w:behaviors>
-          <w:behavior w:val="content"/>
-        </w:behaviors>
-        <w:guid w:val="{542D727C-F599-4C86-B164-DF20E43EA774}"/>
-      </w:docPartPr>
-      <w:docPartBody>
-        <w:p>
-          <w:pPr>
-            <w:pStyle w:val="F27005EFA1EF4599AAAA2C13F8717928"/>
-          </w:pPr>
-          <w:r>
-            <w:t>Merry Christmas</w:t>
-          </w:r>
-        </w:p>
-      </w:docPartBody>
-    </w:docPart>
-    <w:docPart>
-      <w:docPartPr>
-        <w:name w:val="8C72CB49553F4C3C8DA8687A946EC1C2"/>
-        <w:category>
-          <w:name w:val="General"/>
-          <w:gallery w:val="placeholder"/>
-        </w:category>
-        <w:types>
-          <w:type w:val="bbPlcHdr"/>
-        </w:types>
-        <w:behaviors>
-          <w:behavior w:val="content"/>
-        </w:behaviors>
-        <w:guid w:val="{F79CF8B0-D402-47F1-B881-4792EB25DCAC}"/>
-      </w:docPartPr>
-      <w:docPartBody>
-        <w:p>
-          <w:pPr>
-            <w:pStyle w:val="8C72CB49553F4C3C8DA8687A946EC1C2"/>
-          </w:pPr>
-          <w:r>
-            <w:t>Merry Christmas</w:t>
-          </w:r>
-        </w:p>
-      </w:docPartBody>
-    </w:docPart>
-    <w:docPart>
-      <w:docPartPr>
-        <w:name w:val="5651338985B943CD91F21E0AF97E4C18"/>
-        <w:category>
-          <w:name w:val="General"/>
-          <w:gallery w:val="placeholder"/>
-        </w:category>
-        <w:types>
-          <w:type w:val="bbPlcHdr"/>
-        </w:types>
-        <w:behaviors>
-          <w:behavior w:val="content"/>
-        </w:behaviors>
-        <w:guid w:val="{96FE74A9-056A-4321-86EB-C10CAAFB6294}"/>
-      </w:docPartPr>
-      <w:docPartBody>
-        <w:p>
-          <w:pPr>
-            <w:pStyle w:val="5651338985B943CD91F21E0AF97E4C18"/>
-          </w:pPr>
-          <w:r>
-            <w:rPr>
-              <w:rStyle w:val="PlaceholderText"/>
-            </w:rPr>
-            <w:t>Click or tap here to enter text.</w:t>
-          </w:r>
-        </w:p>
-      </w:docPartBody>
-    </w:docPart>
-    <w:docPart>
-      <w:docPartPr>
-        <w:name w:val="4C26DB760FBA4BB08BEFDF2A7E42786D"/>
-        <w:category>
-          <w:name w:val="General"/>
-          <w:gallery w:val="placeholder"/>
-        </w:category>
-        <w:types>
-          <w:type w:val="bbPlcHdr"/>
-        </w:types>
-        <w:behaviors>
-          <w:behavior w:val="content"/>
-        </w:behaviors>
-        <w:guid w:val="{FF8DE0C1-88F6-478B-AD56-DC2482F21BD5}"/>
-      </w:docPartPr>
-      <w:docPartBody>
-        <w:p>
-          <w:pPr>
-            <w:pStyle w:val="4C26DB760FBA4BB08BEFDF2A7E42786D"/>
-          </w:pPr>
-          <w:r>
-            <w:rPr>
-              <w:rStyle w:val="PlaceholderText"/>
-            </w:rPr>
-            <w:t>Click or tap here to enter text.</w:t>
-          </w:r>
-        </w:p>
-      </w:docPartBody>
-    </w:docPart>
-    <w:docPart>
-      <w:docPartPr>
-        <w:name w:val="CC1EAAB386CA442FA991B803B821A838"/>
-        <w:category>
-          <w:name w:val="General"/>
-          <w:gallery w:val="placeholder"/>
-        </w:category>
-        <w:types>
-          <w:type w:val="bbPlcHdr"/>
-        </w:types>
-        <w:behaviors>
-          <w:behavior w:val="content"/>
-        </w:behaviors>
-        <w:guid w:val="{CA5F319B-B41F-4DBE-BEB6-4D8B873B3C15}"/>
-      </w:docPartPr>
-      <w:docPartBody>
-        <w:p>
-          <w:pPr>
-            <w:pStyle w:val="CC1EAAB386CA442FA991B803B821A838"/>
-          </w:pPr>
-          <w:r>
-            <w:rPr>
-              <w:rStyle w:val="PlaceholderText"/>
-            </w:rPr>
-            <w:t>Click or tap here to enter text.</w:t>
-          </w:r>
-        </w:p>
-      </w:docPartBody>
-    </w:docPart>
-    <w:docPart>
-      <w:docPartPr>
-        <w:name w:val="2B9929E67CCB4B339496806490F61422"/>
-        <w:category>
-          <w:name w:val="General"/>
-          <w:gallery w:val="placeholder"/>
-        </w:category>
-        <w:types>
-          <w:type w:val="bbPlcHdr"/>
-        </w:types>
-        <w:behaviors>
-          <w:behavior w:val="content"/>
-        </w:behaviors>
-        <w:guid w:val="{9FB25B8D-C889-40E7-92EC-F5F89BA5735D}"/>
-      </w:docPartPr>
-      <w:docPartBody>
-        <w:p>
-          <w:pPr>
-            <w:pStyle w:val="2B9929E67CCB4B339496806490F61422"/>
-          </w:pPr>
-          <w:r>
-            <w:rPr>
-              <w:rStyle w:val="PlaceholderText"/>
-            </w:rPr>
-            <w:t>Click or tap here to enter text.</w:t>
-          </w:r>
-        </w:p>
-      </w:docPartBody>
-    </w:docPart>
-    <w:docPart>
-      <w:docPartPr>
-        <w:name w:val="772D4F406F0043EA849D73FFA719BB4B"/>
-        <w:category>
-          <w:name w:val="General"/>
-          <w:gallery w:val="placeholder"/>
-        </w:category>
-        <w:types>
-          <w:type w:val="bbPlcHdr"/>
-        </w:types>
-        <w:behaviors>
-          <w:behavior w:val="content"/>
-        </w:behaviors>
-        <w:guid w:val="{A874DE7E-A926-4359-953C-70D57C27DD56}"/>
-      </w:docPartPr>
-      <w:docPartBody>
-        <w:p>
-          <w:pPr>
-            <w:pStyle w:val="772D4F406F0043EA849D73FFA719BB4B"/>
-          </w:pPr>
-          <w:r>
-            <w:rPr>
-              <w:rStyle w:val="PlaceholderText"/>
-            </w:rPr>
-            <w:t>Click or tap here to enter text.</w:t>
-          </w:r>
-        </w:p>
-      </w:docPartBody>
-    </w:docPart>
-  </w:docParts>
-</w:glossaryDocument>
-</file>
-
-<file path=word/glossary/fontTable.xml><?xml version="1.0" encoding="utf-8"?>
-<w:fonts xmlns:mc="http://schemas.openxmlformats.org/markup-compatibility/2006" xmlns:r="http://schemas.openxmlformats.org/officeDocument/2006/relationships" xmlns:w="http://schemas.openxmlformats.org/wordprocessingml/2006/main" xmlns:w14="http://schemas.microsoft.com/office/word/2010/wordml" xmlns:w15="http://schemas.microsoft.com/office/word/2012/wordml" xmlns:w16cex="http://schemas.microsoft.com/office/word/2018/wordml/cex" xmlns:w16cid="http://schemas.microsoft.com/office/word/2016/wordml/cid" xmlns:w16="http://schemas.microsoft.com/office/word/2018/wordml" xmlns:w16se="http://schemas.microsoft.com/office/word/2015/wordml/symex" mc:Ignorable="w14 w15 w16se w16cid w16 w16cex">
-  <w:font w:name="Times New Roman">
-    <w:panose1 w:val="02020603050405020304"/>
-    <w:charset w:val="00"/>
-    <w:family w:val="roman"/>
-    <w:pitch w:val="variable"/>
-    <w:sig w:usb0="E0002AFF" w:usb1="C0007843" w:usb2="00000009" w:usb3="00000000" w:csb0="000001FF" w:csb1="00000000"/>
-  </w:font>
-  <w:font w:name="Rockwell">
-    <w:panose1 w:val="02060603020205020403"/>
-    <w:charset w:val="00"/>
-    <w:family w:val="roman"/>
-    <w:pitch w:val="variable"/>
-    <w:sig w:usb0="00000007" w:usb1="00000000" w:usb2="00000000" w:usb3="00000000" w:csb0="00000003" w:csb1="00000000"/>
-  </w:font>
-  <w:font w:name="Trebuchet MS">
-    <w:panose1 w:val="020B0603020202020204"/>
-    <w:charset w:val="00"/>
-    <w:family w:val="swiss"/>
-    <w:pitch w:val="variable"/>
-    <w:sig w:usb0="00000687" w:usb1="00000000" w:usb2="00000000" w:usb3="00000000" w:csb0="0000009F" w:csb1="00000000"/>
-  </w:font>
-  <w:font w:name="Calibri">
-    <w:panose1 w:val="020F0502020204030204"/>
-    <w:charset w:val="00"/>
-    <w:family w:val="swiss"/>
-    <w:pitch w:val="variable"/>
-    <w:sig w:usb0="E0002AFF" w:usb1="4000ACFF" w:usb2="00000001" w:usb3="00000000" w:csb0="000001FF" w:csb1="00000000"/>
-  </w:font>
-  <w:font w:name="Calibri Light">
-    <w:panose1 w:val="020F0302020204030204"/>
-    <w:charset w:val="00"/>
-    <w:family w:val="swiss"/>
-    <w:pitch w:val="variable"/>
-    <w:sig w:usb0="A0002AEF" w:usb1="4000207B" w:usb2="00000000" w:usb3="00000000" w:csb0="000001FF" w:csb1="00000000"/>
-  </w:font>
-</w:fonts>
-</file>
-
-<file path=word/glossary/settings2.xml><?xml version="1.0" encoding="utf-8"?>
-<w:settings xmlns:mc="http://schemas.openxmlformats.org/markup-compatibility/2006" xmlns:o="urn:schemas-microsoft-com:office:office" xmlns:r="http://schemas.openxmlformats.org/officeDocument/2006/relationships" xmlns:m="http://schemas.openxmlformats.org/officeDocument/2006/math" xmlns:v="urn:schemas-microsoft-com:vml" xmlns:w10="urn:schemas-microsoft-com:office:word" xmlns:w="http://schemas.openxmlformats.org/wordprocessingml/2006/main" xmlns:w14="http://schemas.microsoft.com/office/word/2010/wordml" xmlns:w15="http://schemas.microsoft.com/office/word/2012/wordml" xmlns:w16cex="http://schemas.microsoft.com/office/word/2018/wordml/cex" xmlns:w16cid="http://schemas.microsoft.com/office/word/2016/wordml/cid" xmlns:w16="http://schemas.microsoft.com/office/word/2018/wordml" xmlns:w16se="http://schemas.microsoft.com/office/word/2015/wordml/symex" xmlns:sl="http://schemas.openxmlformats.org/schemaLibrary/2006/main" mc:Ignorable="w14 w15 w16se w16cid w16 w16cex">
-  <w:view w:val="normal"/>
-  <w:defaultTabStop w:val="720"/>
-  <w:characterSpacingControl w:val="doNotCompress"/>
-  <w:compat>
-    <w:useFELayout/>
-    <w:compatSetting w:name="compatibilityMode" w:uri="http://schemas.microsoft.com/office/word" w:val="15"/>
-    <w:compatSetting w:name="overrideTableStyleFontSizeAndJustification" w:uri="http://schemas.microsoft.com/office/word" w:val="1"/>
-    <w:compatSetting w:name="enableOpenTypeFeatures" w:uri="http://schemas.microsoft.com/office/word" w:val="1"/>
-    <w:compatSetting w:name="doNotFlipMirrorIndents" w:uri="http://schemas.microsoft.com/office/word" w:val="1"/>
-    <w:compatSetting w:name="differentiateMultirowTableHeaders" w:uri="http://schemas.microsoft.com/office/word" w:val="1"/>
-    <w:compatSetting w:name="useWord2013TrackBottomHyphenation" w:uri="http://schemas.microsoft.com/office/word" w:val="0"/>
-  </w:compat>
-  <w:rsids>
-    <w:rsidRoot w:val="007E3C63"/>
-    <w:rsid w:val="0013395D"/>
-    <w:rsid w:val="0036251F"/>
-    <w:rsid w:val="003759D6"/>
-    <w:rsid w:val="00443136"/>
-    <w:rsid w:val="00772A11"/>
-    <w:rsid w:val="007E3C63"/>
-    <w:rsid w:val="00864027"/>
-    <w:rsid w:val="00F53814"/>
-  </w:rsids>
-  <m:mathPr>
-    <m:mathFont m:val="Cambria Math"/>
-    <m:brkBin m:val="before"/>
-    <m:brkBinSub m:val="--"/>
-    <m:smallFrac m:val="0"/>
-    <m:dispDef/>
-    <m:lMargin m:val="0"/>
-    <m:rMargin m:val="0"/>
-    <m:defJc m:val="centerGroup"/>
-    <m:wrapIndent m:val="1440"/>
-    <m:intLim m:val="subSup"/>
-    <m:naryLim m:val="undOvr"/>
-  </m:mathPr>
-  <w:themeFontLang w:val="en-US"/>
-  <w:clrSchemeMapping w:bg1="light1" w:t1="dark1" w:bg2="light2" w:t2="dark2" w:accent1="accent1" w:accent2="accent2" w:accent3="accent3" w:accent4="accent4" w:accent5="accent5" w:accent6="accent6" w:hyperlink="hyperlink" w:followedHyperlink="followedHyperlink"/>
-  <w:decimalSymbol w:val="."/>
-  <w:listSeparator w:val=","/>
-  <w15:chartTrackingRefBased/>
-</w:settings>
-</file>
-
-<file path=word/glossary/styles2.xml><?xml version="1.0" encoding="utf-8"?>
-<w:styles xmlns:mc="http://schemas.openxmlformats.org/markup-compatibility/2006" xmlns:r="http://schemas.openxmlformats.org/officeDocument/2006/relationships" xmlns:w="http://schemas.openxmlformats.org/wordprocessingml/2006/main" xmlns:w14="http://schemas.microsoft.com/office/word/2010/wordml" xmlns:w15="http://schemas.microsoft.com/office/word/2012/wordml" xmlns:w16cex="http://schemas.microsoft.com/office/word/2018/wordml/cex" xmlns:w16cid="http://schemas.microsoft.com/office/word/2016/wordml/cid" xmlns:w16="http://schemas.microsoft.com/office/word/2018/wordml" xmlns:w16se="http://schemas.microsoft.com/office/word/2015/wordml/symex" mc:Ignorable="w14 w15 w16se w16cid w16 w16cex">
-  <w:docDefaults>
-    <w:rPrDefault>
-      <w:rPr>
-        <w:rFonts w:asciiTheme="minorHAnsi" w:eastAsiaTheme="minorEastAsia" w:hAnsiTheme="minorHAnsi" w:cstheme="minorBidi"/>
-        <w:sz w:val="22"/>
-        <w:szCs w:val="22"/>
-        <w:lang w:val="en-US" w:eastAsia="en-US" w:bidi="ar-SA"/>
-      </w:rPr>
-    </w:rPrDefault>
-    <w:pPrDefault>
-      <w:pPr>
-        <w:spacing w:after="160" w:line="259" w:lineRule="auto"/>
-      </w:pPr>
-    </w:pPrDefault>
-  </w:docDefaults>
-  <w:latentStyles w:defLockedState="0" w:defUIPriority="99" w:defSemiHidden="0" w:defUnhideWhenUsed="0" w:defQFormat="0" w:count="376">
-    <w:lsdException w:name="Normal" w:uiPriority="0" w:qFormat="1"/>
-    <w:lsdException w:name="heading 1" w:uiPriority="9" w:qFormat="1"/>
-    <w:lsdException w:name="heading 2" w:semiHidden="1" w:uiPriority="9" w:unhideWhenUsed="1" w:qFormat="1"/>
-    <w:lsdException w:name="heading 3" w:semiHidden="1" w:uiPriority="9" w:unhideWhenUsed="1" w:qFormat="1"/>
-    <w:lsdException w:name="heading 4" w:semiHidden="1" w:uiPriority="9" w:unhideWhenUsed="1" w:qFormat="1"/>
-    <w:lsdException w:name="heading 5" w:semiHidden="1" w:uiPriority="9" w:unhideWhenUsed="1" w:qFormat="1"/>
-    <w:lsdException w:name="heading 6" w:semiHidden="1" w:uiPriority="9" w:unhideWhenUsed="1" w:qFormat="1"/>
-    <w:lsdException w:name="heading 7" w:semiHidden="1" w:uiPriority="9" w:unhideWhenUsed="1" w:qFormat="1"/>
-    <w:lsdException w:name="heading 8" w:semiHidden="1" w:uiPriority="9" w:unhideWhenUsed="1" w:qFormat="1"/>
-    <w:lsdException w:name="heading 9" w:semiHidden="1" w:uiPriority="9" w:unhideWhenUsed="1" w:qFormat="1"/>
-    <w:lsdException w:name="index 1" w:semiHidden="1" w:unhideWhenUsed="1"/>
-    <w:lsdException w:name="index 2" w:semiHidden="1" w:unhideWhenUsed="1"/>
-    <w:lsdException w:name="index 3" w:semiHidden="1" w:unhideWhenUsed="1"/>
-    <w:lsdException w:name="index 4" w:semiHidden="1" w:unhideWhenUsed="1"/>
-    <w:lsdException w:name="index 5" w:semiHidden="1" w:unhideWhenUsed="1"/>
-    <w:lsdException w:name="index 6" w:semiHidden="1" w:unhideWhenUsed="1"/>
-    <w:lsdException w:name="index 7" w:semiHidden="1" w:unhideWhenUsed="1"/>
-    <w:lsdException w:name="index 8" w:semiHidden="1" w:unhideWhenUsed="1"/>
-    <w:lsdException w:name="index 9" w:semiHidden="1" w:unhideWhenUsed="1"/>
-    <w:lsdException w:name="toc 1" w:semiHidden="1" w:uiPriority="39" w:unhideWhenUsed="1"/>
-    <w:lsdException w:name="toc 2" w:semiHidden="1" w:uiPriority="39" w:unhideWhenUsed="1"/>
-    <w:lsdException w:name="toc 3" w:semiHidden="1" w:uiPriority="39" w:unhideWhenUsed="1"/>
-    <w:lsdException w:name="toc 4" w:semiHidden="1" w:uiPriority="39" w:unhideWhenUsed="1"/>
-    <w:lsdException w:name="toc 5" w:semiHidden="1" w:uiPriority="39" w:unhideWhenUsed="1"/>
-    <w:lsdException w:name="toc 6" w:semiHidden="1" w:uiPriority="39" w:unhideWhenUsed="1"/>
-    <w:lsdException w:name="toc 7" w:semiHidden="1" w:uiPriority="39" w:unhideWhenUsed="1"/>
-    <w:lsdException w:name="toc 8" w:semiHidden="1" w:uiPriority="39" w:unhideWhenUsed="1"/>
-    <w:lsdException w:name="toc 9" w:semiHidden="1" w:uiPriority="39" w:unhideWhenUsed="1"/>
-    <w:lsdException w:name="Normal Indent" w:semiHidden="1" w:unhideWhenUsed="1"/>
-    <w:lsdException w:name="footnote text" w:semiHidden="1" w:unhideWhenUsed="1"/>
-    <w:lsdException w:name="annotation text" w:semiHidden="1" w:unhideWhenUsed="1"/>
-    <w:lsdException w:name="header" w:semiHidden="1" w:unhideWhenUsed="1"/>
-    <w:lsdException w:name="footer" w:semiHidden="1" w:unhideWhenUsed="1"/>
-    <w:lsdException w:name="index heading" w:semiHidden="1" w:unhideWhenUsed="1"/>
-    <w:lsdException w:name="caption" w:semiHidden="1" w:uiPriority="35" w:unhideWhenUsed="1" w:qFormat="1"/>
-    <w:lsdException w:name="table of figures" w:semiHidden="1" w:unhideWhenUsed="1"/>
-    <w:lsdException w:name="envelope address" w:semiHidden="1" w:unhideWhenUsed="1"/>
-    <w:lsdException w:name="envelope return" w:semiHidden="1" w:unhideWhenUsed="1"/>
-    <w:lsdException w:name="footnote reference" w:semiHidden="1" w:unhideWhenUsed="1"/>
-    <w:lsdException w:name="annotation reference" w:semiHidden="1" w:unhideWhenUsed="1"/>
-    <w:lsdException w:name="line number" w:semiHidden="1" w:unhideWhenUsed="1"/>
-    <w:lsdException w:name="page number" w:semiHidden="1" w:unhideWhenUsed="1"/>
-    <w:lsdException w:name="endnote reference" w:semiHidden="1" w:unhideWhenUsed="1"/>
-    <w:lsdException w:name="endnote text" w:semiHidden="1" w:unhideWhenUsed="1"/>
-    <w:lsdException w:name="table of authorities" w:semiHidden="1" w:unhideWhenUsed="1"/>
-    <w:lsdException w:name="macro" w:semiHidden="1" w:unhideWhenUsed="1"/>
-    <w:lsdException w:name="toa heading" w:semiHidden="1" w:unhideWhenUsed="1"/>
-    <w:lsdException w:name="List" w:semiHidden="1" w:unhideWhenUsed="1"/>
-    <w:lsdException w:name="List Bullet" w:semiHidden="1" w:unhideWhenUsed="1"/>
-    <w:lsdException w:name="List Number" w:semiHidden="1" w:unhideWhenUsed="1"/>
-    <w:lsdException w:name="List 2" w:semiHidden="1" w:unhideWhenUsed="1"/>
-    <w:lsdException w:name="List 3" w:semiHidden="1" w:unhideWhenUsed="1"/>
-    <w:lsdException w:name="List 4" w:semiHidden="1" w:unhideWhenUsed="1"/>
-    <w:lsdException w:name="List 5" w:semiHidden="1" w:unhideWhenUsed="1"/>
-    <w:lsdException w:name="List Bullet 2" w:semiHidden="1" w:unhideWhenUsed="1"/>
-    <w:lsdException w:name="List Bullet 3" w:semiHidden="1" w:unhideWhenUsed="1"/>
-    <w:lsdException w:name="List Bullet 4" w:semiHidden="1" w:unhideWhenUsed="1"/>
-    <w:lsdException w:name="List Bullet 5" w:semiHidden="1" w:unhideWhenUsed="1"/>
-    <w:lsdException w:name="List Number 2" w:semiHidden="1" w:unhideWhenUsed="1"/>
-    <w:lsdException w:name="List Number 3" w:semiHidden="1" w:unhideWhenUsed="1"/>
-    <w:lsdException w:name="List Number 4" w:semiHidden="1" w:unhideWhenUsed="1"/>
-    <w:lsdException w:name="List Number 5" w:semiHidden="1" w:unhideWhenUsed="1"/>
-    <w:lsdException w:name="Title" w:uiPriority="10" w:qFormat="1"/>
-    <w:lsdException w:name="Closing" w:semiHidden="1" w:unhideWhenUsed="1"/>
-    <w:lsdException w:name="Signature" w:semiHidden="1" w:unhideWhenUsed="1"/>
-    <w:lsdException w:name="Default Paragraph Font" w:semiHidden="1" w:uiPriority="1" w:unhideWhenUsed="1"/>
-    <w:lsdException w:name="Body Text" w:semiHidden="1" w:unhideWhenUsed="1"/>
-    <w:lsdException w:name="Body Text Indent" w:semiHidden="1" w:unhideWhenUsed="1"/>
-    <w:lsdException w:name="List Continue" w:semiHidden="1" w:unhideWhenUsed="1"/>
-    <w:lsdException w:name="List Continue 2" w:semiHidden="1" w:unhideWhenUsed="1"/>
-    <w:lsdException w:name="List Continue 3" w:semiHidden="1" w:unhideWhenUsed="1"/>
-    <w:lsdException w:name="List Continue 4" w:semiHidden="1" w:unhideWhenUsed="1"/>
-    <w:lsdException w:name="List Continue 5" w:semiHidden="1" w:unhideWhenUsed="1"/>
-    <w:lsdException w:name="Message Header" w:semiHidden="1" w:unhideWhenUsed="1"/>
-    <w:lsdException w:name="Subtitle" w:uiPriority="11" w:qFormat="1"/>
-    <w:lsdException w:name="Salutation" w:semiHidden="1" w:unhideWhenUsed="1"/>
-    <w:lsdException w:name="Date" w:semiHidden="1" w:unhideWhenUsed="1"/>
-    <w:lsdException w:name="Body Text First Indent" w:semiHidden="1" w:unhideWhenUsed="1"/>
-    <w:lsdException w:name="Body Text First Indent 2" w:semiHidden="1" w:unhideWhenUsed="1"/>
-    <w:lsdException w:name="Note Heading" w:semiHidden="1" w:unhideWhenUsed="1"/>
-    <w:lsdException w:name="Body Text 2" w:semiHidden="1" w:unhideWhenUsed="1"/>
-    <w:lsdException w:name="Body Text 3" w:semiHidden="1" w:unhideWhenUsed="1"/>
-    <w:lsdException w:name="Body Text Indent 2" w:semiHidden="1" w:unhideWhenUsed="1"/>
-    <w:lsdException w:name="Body Text Indent 3" w:semiHidden="1" w:unhideWhenUsed="1"/>
-    <w:lsdException w:name="Block Text" w:semiHidden="1" w:unhideWhenUsed="1"/>
-    <w:lsdException w:name="Hyperlink" w:semiHidden="1" w:unhideWhenUsed="1"/>
-    <w:lsdException w:name="FollowedHyperlink" w:semiHidden="1" w:unhideWhenUsed="1"/>
-    <w:lsdException w:name="Strong" w:uiPriority="22" w:qFormat="1"/>
-    <w:lsdException w:name="Emphasis" w:uiPriority="20" w:qFormat="1"/>
-    <w:lsdException w:name="Document Map" w:semiHidden="1" w:unhideWhenUsed="1"/>
-    <w:lsdException w:name="Plain Text" w:semiHidden="1" w:unhideWhenUsed="1"/>
-    <w:lsdException w:name="E-mail Signature" w:semiHidden="1" w:unhideWhenUsed="1"/>
-    <w:lsdException w:name="HTML Top of Form" w:semiHidden="1" w:unhideWhenUsed="1"/>
-    <w:lsdException w:name="HTML Bottom of Form" w:semiHidden="1" w:unhideWhenUsed="1"/>
-    <w:lsdException w:name="Normal (Web)" w:semiHidden="1" w:unhideWhenUsed="1"/>
-    <w:lsdException w:name="HTML Acronym" w:semiHidden="1" w:unhideWhenUsed="1"/>
-    <w:lsdException w:name="HTML Address" w:semiHidden="1" w:unhideWhenUsed="1"/>
-    <w:lsdException w:name="HTML Cite" w:semiHidden="1" w:unhideWhenUsed="1"/>
-    <w:lsdException w:name="HTML Code" w:semiHidden="1" w:unhideWhenUsed="1"/>
-    <w:lsdException w:name="HTML Definition" w:semiHidden="1" w:unhideWhenUsed="1"/>
-    <w:lsdException w:name="HTML Keyboard" w:semiHidden="1" w:unhideWhenUsed="1"/>
-    <w:lsdException w:name="HTML Preformatted" w:semiHidden="1" w:unhideWhenUsed="1"/>
-    <w:lsdException w:name="HTML Sample" w:semiHidden="1" w:unhideWhenUsed="1"/>
-    <w:lsdException w:name="HTML Typewriter" w:semiHidden="1" w:unhideWhenUsed="1"/>
-    <w:lsdException w:name="HTML Variable" w:semiHidden="1" w:unhideWhenUsed="1"/>
-    <w:lsdException w:name="Normal Table" w:semiHidden="1" w:unhideWhenUsed="1"/>
-    <w:lsdException w:name="annotation subject" w:semiHidden="1" w:unhideWhenUsed="1"/>
-    <w:lsdException w:name="No List" w:semiHidden="1" w:unhideWhenUsed="1"/>
-    <w:lsdException w:name="Outline List 1" w:semiHidden="1" w:unhideWhenUsed="1"/>
-    <w:lsdException w:name="Outline List 2" w:semiHidden="1" w:unhideWhenUsed="1"/>
-    <w:lsdException w:name="Outline List 3" w:semiHidden="1" w:unhideWhenUsed="1"/>
-    <w:lsdException w:name="Table Simple 1" w:semiHidden="1" w:unhideWhenUsed="1"/>
-    <w:lsdException w:name="Table Simple 2" w:semiHidden="1" w:unhideWhenUsed="1"/>
-    <w:lsdException w:name="Table Simple 3" w:semiHidden="1" w:unhideWhenUsed="1"/>
-    <w:lsdException w:name="Table Classic 1" w:semiHidden="1" w:unhideWhenUsed="1"/>
-    <w:lsdException w:name="Table Classic 2" w:semiHidden="1" w:unhideWhenUsed="1"/>
-    <w:lsdException w:name="Table Classic 3" w:semiHidden="1" w:unhideWhenUsed="1"/>
-    <w:lsdException w:name="Table Classic 4" w:semiHidden="1" w:unhideWhenUsed="1"/>
-    <w:lsdException w:name="Table Colorful 1" w:semiHidden="1" w:unhideWhenUsed="1"/>
-    <w:lsdException w:name="Table Colorful 2" w:semiHidden="1" w:unhideWhenUsed="1"/>
-    <w:lsdException w:name="Table Colorful 3" w:semiHidden="1" w:unhideWhenUsed="1"/>
-    <w:lsdException w:name="Table Columns 1" w:semiHidden="1" w:unhideWhenUsed="1"/>
-    <w:lsdException w:name="Table Columns 2" w:semiHidden="1" w:unhideWhenUsed="1"/>
-    <w:lsdException w:name="Table Columns 3" w:semiHidden="1" w:unhideWhenUsed="1"/>
-    <w:lsdException w:name="Table Columns 4" w:semiHidden="1" w:unhideWhenUsed="1"/>
-    <w:lsdException w:name="Table Columns 5" w:semiHidden="1" w:unhideWhenUsed="1"/>
-    <w:lsdException w:name="Table Grid 1" w:semiHidden="1" w:unhideWhenUsed="1"/>
-    <w:lsdException w:name="Table Grid 2" w:semiHidden="1" w:unhideWhenUsed="1"/>
-    <w:lsdException w:name="Table Grid 3" w:semiHidden="1" w:unhideWhenUsed="1"/>
-    <w:lsdException w:name="Table Grid 4" w:semiHidden="1" w:unhideWhenUsed="1"/>
-    <w:lsdException w:name="Table Grid 5" w:semiHidden="1" w:unhideWhenUsed="1"/>
-    <w:lsdException w:name="Table Grid 6" w:semiHidden="1" w:unhideWhenUsed="1"/>
-    <w:lsdException w:name="Table Grid 7" w:semiHidden="1" w:unhideWhenUsed="1"/>
-    <w:lsdException w:name="Table Grid 8" w:semiHidden="1" w:unhideWhenUsed="1"/>
-    <w:lsdException w:name="Table List 1" w:semiHidden="1" w:unhideWhenUsed="1"/>
-    <w:lsdException w:name="Table List 2" w:semiHidden="1" w:unhideWhenUsed="1"/>
-    <w:lsdException w:name="Table List 3" w:semiHidden="1" w:unhideWhenUsed="1"/>
-    <w:lsdException w:name="Table List 4" w:semiHidden="1" w:unhideWhenUsed="1"/>
-    <w:lsdException w:name="Table List 5" w:semiHidden="1" w:unhideWhenUsed="1"/>
-    <w:lsdException w:name="Table List 6" w:semiHidden="1" w:unhideWhenUsed="1"/>
-    <w:lsdException w:name="Table List 7" w:semiHidden="1" w:unhideWhenUsed="1"/>
-    <w:lsdException w:name="Table List 8" w:semiHidden="1" w:unhideWhenUsed="1"/>
-    <w:lsdException w:name="Table 3D effects 1" w:semiHidden="1" w:unhideWhenUsed="1"/>
-    <w:lsdException w:name="Table 3D effects 2" w:semiHidden="1" w:unhideWhenUsed="1"/>
-    <w:lsdException w:name="Table 3D effects 3" w:semiHidden="1" w:unhideWhenUsed="1"/>
-    <w:lsdException w:name="Table Contemporary" w:semiHidden="1" w:unhideWhenUsed="1"/>
-    <w:lsdException w:name="Table Elegant" w:semiHidden="1" w:unhideWhenUsed="1"/>
-    <w:lsdException w:name="Table Professional" w:semiHidden="1" w:unhideWhenUsed="1"/>
-    <w:lsdException w:name="Table Subtle 1" w:semiHidden="1" w:unhideWhenUsed="1"/>
-    <w:lsdException w:name="Table Subtle 2" w:semiHidden="1" w:unhideWhenUsed="1"/>
-    <w:lsdException w:name="Table Web 1" w:semiHidden="1" w:unhideWhenUsed="1"/>
-    <w:lsdException w:name="Table Web 2" w:semiHidden="1" w:unhideWhenUsed="1"/>
-    <w:lsdException w:name="Table Web 3" w:semiHidden="1" w:unhideWhenUsed="1"/>
-    <w:lsdException w:name="Balloon Text" w:semiHidden="1" w:unhideWhenUsed="1"/>
-    <w:lsdException w:name="Table Grid" w:uiPriority="39"/>
-    <w:lsdException w:name="Table Theme" w:semiHidden="1" w:unhideWhenUsed="1"/>
-    <w:lsdException w:name="Placeholder Text" w:semiHidden="1"/>
-    <w:lsdException w:name="No Spacing" w:uiPriority="1" w:qFormat="1"/>
-    <w:lsdException w:name="Light Shading" w:uiPriority="60"/>
-    <w:lsdException w:name="Light List" w:uiPriority="61"/>
-    <w:lsdException w:name="Light Grid" w:uiPriority="62"/>
-    <w:lsdException w:name="Medium Shading 1" w:uiPriority="63"/>
-    <w:lsdException w:name="Medium Shading 2" w:uiPriority="64"/>
-    <w:lsdException w:name="Medium List 1" w:uiPriority="65"/>
-    <w:lsdException w:name="Medium List 2" w:uiPriority="66"/>
-    <w:lsdException w:name="Medium Grid 1" w:uiPriority="67"/>
-    <w:lsdException w:name="Medium Grid 2" w:uiPriority="68"/>
-    <w:lsdException w:name="Medium Grid 3" w:uiPriority="69"/>
-    <w:lsdException w:name="Dark List" w:uiPriority="70"/>
-    <w:lsdException w:name="Colorful Shading" w:uiPriority="71"/>
-    <w:lsdException w:name="Colorful List" w:uiPriority="72"/>
-    <w:lsdException w:name="Colorful Grid" w:uiPriority="73"/>
-    <w:lsdException w:name="Light Shading Accent 1" w:uiPriority="60"/>
-    <w:lsdException w:name="Light List Accent 1" w:uiPriority="61"/>
-    <w:lsdException w:name="Light Grid Accent 1" w:uiPriority="62"/>
-    <w:lsdException w:name="Medium Shading 1 Accent 1" w:uiPriority="63"/>
-    <w:lsdException w:name="Medium Shading 2 Accent 1" w:uiPriority="64"/>
-    <w:lsdException w:name="Medium List 1 Accent 1" w:uiPriority="65"/>
-    <w:lsdException w:name="Revision" w:semiHidden="1"/>
-    <w:lsdException w:name="List Paragraph" w:uiPriority="34" w:qFormat="1"/>
-    <w:lsdException w:name="Quote" w:uiPriority="29" w:qFormat="1"/>
-    <w:lsdException w:name="Intense Quote" w:uiPriority="30" w:qFormat="1"/>
-    <w:lsdException w:name="Medium List 2 Accent 1" w:uiPriority="66"/>
-    <w:lsdException w:name="Medium Grid 1 Accent 1" w:uiPriority="67"/>
-    <w:lsdException w:name="Medium Grid 2 Accent 1" w:uiPriority="68"/>
-    <w:lsdException w:name="Medium Grid 3 Accent 1" w:uiPriority="69"/>
-    <w:lsdException w:name="Dark List Accent 1" w:uiPriority="70"/>
-    <w:lsdException w:name="Colorful Shading Accent 1" w:uiPriority="71"/>
-    <w:lsdException w:name="Colorful List Accent 1" w:uiPriority="72"/>
-    <w:lsdException w:name="Colorful Grid Accent 1" w:uiPriority="73"/>
-    <w:lsdException w:name="Light Shading Accent 2" w:uiPriority="60"/>
-    <w:lsdException w:name="Light List Accent 2" w:uiPriority="61"/>
-    <w:lsdException w:name="Light Grid Accent 2" w:uiPriority="62"/>
-    <w:lsdException w:name="Medium Shading 1 Accent 2" w:uiPriority="63"/>
-    <w:lsdException w:name="Medium Shading 2 Accent 2" w:uiPriority="64"/>
-    <w:lsdException w:name="Medium List 1 Accent 2" w:uiPriority="65"/>
-    <w:lsdException w:name="Medium List 2 Accent 2" w:uiPriority="66"/>
-    <w:lsdException w:name="Medium Grid 1 Accent 2" w:uiPriority="67"/>
-    <w:lsdException w:name="Medium Grid 2 Accent 2" w:uiPriority="68"/>
-    <w:lsdException w:name="Medium Grid 3 Accent 2" w:uiPriority="69"/>
-    <w:lsdException w:name="Dark List Accent 2" w:uiPriority="70"/>
-    <w:lsdException w:name="Colorful Shading Accent 2" w:uiPriority="71"/>
-    <w:lsdException w:name="Colorful List Accent 2" w:uiPriority="72"/>
-    <w:lsdException w:name="Colorful Grid Accent 2" w:uiPriority="73"/>
-    <w:lsdException w:name="Light Shading Accent 3" w:uiPriority="60"/>
-    <w:lsdException w:name="Light List Accent 3" w:uiPriority="61"/>
-    <w:lsdException w:name="Light Grid Accent 3" w:uiPriority="62"/>
-    <w:lsdException w:name="Medium Shading 1 Accent 3" w:uiPriority="63"/>
-    <w:lsdException w:name="Medium Shading 2 Accent 3" w:uiPriority="64"/>
-    <w:lsdException w:name="Medium List 1 Accent 3" w:uiPriority="65"/>
-    <w:lsdException w:name="Medium List 2 Accent 3" w:uiPriority="66"/>
-    <w:lsdException w:name="Medium Grid 1 Accent 3" w:uiPriority="67"/>
-    <w:lsdException w:name="Medium Grid 2 Accent 3" w:uiPriority="68"/>
-    <w:lsdException w:name="Medium Grid 3 Accent 3" w:uiPriority="69"/>
-    <w:lsdException w:name="Dark List Accent 3" w:uiPriority="70"/>
-    <w:lsdException w:name="Colorful Shading Accent 3" w:uiPriority="71"/>
-    <w:lsdException w:name="Colorful List Accent 3" w:uiPriority="72"/>
-    <w:lsdException w:name="Colorful Grid Accent 3" w:uiPriority="73"/>
-    <w:lsdException w:name="Light Shading Accent 4" w:uiPriority="60"/>
-    <w:lsdException w:name="Light List Accent 4" w:uiPriority="61"/>
-    <w:lsdException w:name="Light Grid Accent 4" w:uiPriority="62"/>
-    <w:lsdException w:name="Medium Shading 1 Accent 4" w:uiPriority="63"/>
-    <w:lsdException w:name="Medium Shading 2 Accent 4" w:uiPriority="64"/>
-    <w:lsdException w:name="Medium List 1 Accent 4" w:uiPriority="65"/>
-    <w:lsdException w:name="Medium List 2 Accent 4" w:uiPriority="66"/>
-    <w:lsdException w:name="Medium Grid 1 Accent 4" w:uiPriority="67"/>
-    <w:lsdException w:name="Medium Grid 2 Accent 4" w:uiPriority="68"/>
-    <w:lsdException w:name="Medium Grid 3 Accent 4" w:uiPriority="69"/>
-    <w:lsdException w:name="Dark List Accent 4" w:uiPriority="70"/>
-    <w:lsdException w:name="Colorful Shading Accent 4" w:uiPriority="71"/>
-    <w:lsdException w:name="Colorful List Accent 4" w:uiPriority="72"/>
-    <w:lsdException w:name="Colorful Grid Accent 4" w:uiPriority="73"/>
-    <w:lsdException w:name="Light Shading Accent 5" w:uiPriority="60"/>
-    <w:lsdException w:name="Light List Accent 5" w:uiPriority="61"/>
-    <w:lsdException w:name="Light Grid Accent 5" w:uiPriority="62"/>
-    <w:lsdException w:name="Medium Shading 1 Accent 5" w:uiPriority="63"/>
-    <w:lsdException w:name="Medium Shading 2 Accent 5" w:uiPriority="64"/>
-    <w:lsdException w:name="Medium List 1 Accent 5" w:uiPriority="65"/>
-    <w:lsdException w:name="Medium List 2 Accent 5" w:uiPriority="66"/>
-    <w:lsdException w:name="Medium Grid 1 Accent 5" w:uiPriority="67"/>
-    <w:lsdException w:name="Medium Grid 2 Accent 5" w:uiPriority="68"/>
-    <w:lsdException w:name="Medium Grid 3 Accent 5" w:uiPriority="69"/>
-    <w:lsdException w:name="Dark List Accent 5" w:uiPriority="70"/>
-    <w:lsdException w:name="Colorful Shading Accent 5" w:uiPriority="71"/>
-    <w:lsdException w:name="Colorful List Accent 5" w:uiPriority="72"/>
-    <w:lsdException w:name="Colorful Grid Accent 5" w:uiPriority="73"/>
-    <w:lsdException w:name="Light Shading Accent 6" w:uiPriority="60"/>
-    <w:lsdException w:name="Light List Accent 6" w:uiPriority="61"/>
-    <w:lsdException w:name="Light Grid Accent 6" w:uiPriority="62"/>
-    <w:lsdException w:name="Medium Shading 1 Accent 6" w:uiPriority="63"/>
-    <w:lsdException w:name="Medium Shading 2 Accent 6" w:uiPriority="64"/>
-    <w:lsdException w:name="Medium List 1 Accent 6" w:uiPriority="65"/>
-    <w:lsdException w:name="Medium List 2 Accent 6" w:uiPriority="66"/>
-    <w:lsdException w:name="Medium Grid 1 Accent 6" w:uiPriority="67"/>
-    <w:lsdException w:name="Medium Grid 2 Accent 6" w:uiPriority="68"/>
-    <w:lsdException w:name="Medium Grid 3 Accent 6" w:uiPriority="69"/>
-    <w:lsdException w:name="Dark List Accent 6" w:uiPriority="70"/>
-    <w:lsdException w:name="Colorful Shading Accent 6" w:uiPriority="71"/>
-    <w:lsdException w:name="Colorful List Accent 6" w:uiPriority="72"/>
-    <w:lsdException w:name="Colorful Grid Accent 6" w:uiPriority="73"/>
-    <w:lsdException w:name="Subtle Emphasis" w:uiPriority="19" w:qFormat="1"/>
-    <w:lsdException w:name="Intense Emphasis" w:uiPriority="21" w:qFormat="1"/>
-    <w:lsdException w:name="Subtle Reference" w:uiPriority="31" w:qFormat="1"/>
-    <w:lsdException w:name="Intense Reference" w:uiPriority="32" w:qFormat="1"/>
-    <w:lsdException w:name="Book Title" w:uiPriority="33" w:qFormat="1"/>
-    <w:lsdException w:name="Bibliography" w:semiHidden="1" w:uiPriority="37" w:unhideWhenUsed="1"/>
-    <w:lsdException w:name="TOC Heading" w:semiHidden="1" w:uiPriority="39" w:unhideWhenUsed="1" w:qFormat="1"/>
-    <w:lsdException w:name="Plain Table 1" w:uiPriority="41"/>
-    <w:lsdException w:name="Plain Table 2" w:uiPriority="42"/>
-    <w:lsdException w:name="Plain Table 3" w:uiPriority="43"/>
-    <w:lsdException w:name="Plain Table 4" w:uiPriority="44"/>
-    <w:lsdException w:name="Plain Table 5" w:uiPriority="45"/>
-    <w:lsdException w:name="Grid Table Light" w:uiPriority="40"/>
-    <w:lsdException w:name="Grid Table 1 Light" w:uiPriority="46"/>
-    <w:lsdException w:name="Grid Table 2" w:uiPriority="47"/>
-    <w:lsdException w:name="Grid Table 3" w:uiPriority="48"/>
-    <w:lsdException w:name="Grid Table 4" w:uiPriority="49"/>
-    <w:lsdException w:name="Grid Table 5 Dark" w:uiPriority="50"/>
-    <w:lsdException w:name="Grid Table 6 Colorful" w:uiPriority="51"/>
-    <w:lsdException w:name="Grid Table 7 Colorful" w:uiPriority="52"/>
-    <w:lsdException w:name="Grid Table 1 Light Accent 1" w:uiPriority="46"/>
-    <w:lsdException w:name="Grid Table 2 Accent 1" w:uiPriority="47"/>
-    <w:lsdException w:name="Grid Table 3 Accent 1" w:uiPriority="48"/>
-    <w:lsdException w:name="Grid Table 4 Accent 1" w:uiPriority="49"/>
-    <w:lsdException w:name="Grid Table 5 Dark Accent 1" w:uiPriority="50"/>
-    <w:lsdException w:name="Grid Table 6 Colorful Accent 1" w:uiPriority="51"/>
-    <w:lsdException w:name="Grid Table 7 Colorful Accent 1" w:uiPriority="52"/>
-    <w:lsdException w:name="Grid Table 1 Light Accent 2" w:uiPriority="46"/>
-    <w:lsdException w:name="Grid Table 2 Accent 2" w:uiPriority="47"/>
-    <w:lsdException w:name="Grid Table 3 Accent 2" w:uiPriority="48"/>
-    <w:lsdException w:name="Grid Table 4 Accent 2" w:uiPriority="49"/>
-    <w:lsdException w:name="Grid Table 5 Dark Accent 2" w:uiPriority="50"/>
-    <w:lsdException w:name="Grid Table 6 Colorful Accent 2" w:uiPriority="51"/>
-    <w:lsdException w:name="Grid Table 7 Colorful Accent 2" w:uiPriority="52"/>
-    <w:lsdException w:name="Grid Table 1 Light Accent 3" w:uiPriority="46"/>
-    <w:lsdException w:name="Grid Table 2 Accent 3" w:uiPriority="47"/>
-    <w:lsdException w:name="Grid Table 3 Accent 3" w:uiPriority="48"/>
-    <w:lsdException w:name="Grid Table 4 Accent 3" w:uiPriority="49"/>
-    <w:lsdException w:name="Grid Table 5 Dark Accent 3" w:uiPriority="50"/>
-    <w:lsdException w:name="Grid Table 6 Colorful Accent 3" w:uiPriority="51"/>
-    <w:lsdException w:name="Grid Table 7 Colorful Accent 3" w:uiPriority="52"/>
-    <w:lsdException w:name="Grid Table 1 Light Accent 4" w:uiPriority="46"/>
-    <w:lsdException w:name="Grid Table 2 Accent 4" w:uiPriority="47"/>
-    <w:lsdException w:name="Grid Table 3 Accent 4" w:uiPriority="48"/>
-    <w:lsdException w:name="Grid Table 4 Accent 4" w:uiPriority="49"/>
-    <w:lsdException w:name="Grid Table 5 Dark Accent 4" w:uiPriority="50"/>
-    <w:lsdException w:name="Grid Table 6 Colorful Accent 4" w:uiPriority="51"/>
-    <w:lsdException w:name="Grid Table 7 Colorful Accent 4" w:uiPriority="52"/>
-    <w:lsdException w:name="Grid Table 1 Light Accent 5" w:uiPriority="46"/>
-    <w:lsdException w:name="Grid Table 2 Accent 5" w:uiPriority="47"/>
-    <w:lsdException w:name="Grid Table 3 Accent 5" w:uiPriority="48"/>
-    <w:lsdException w:name="Grid Table 4 Accent 5" w:uiPriority="49"/>
-    <w:lsdException w:name="Grid Table 5 Dark Accent 5" w:uiPriority="50"/>
-    <w:lsdException w:name="Grid Table 6 Colorful Accent 5" w:uiPriority="51"/>
-    <w:lsdException w:name="Grid Table 7 Colorful Accent 5" w:uiPriority="52"/>
-    <w:lsdException w:name="Grid Table 1 Light Accent 6" w:uiPriority="46"/>
-    <w:lsdException w:name="Grid Table 2 Accent 6" w:uiPriority="47"/>
-    <w:lsdException w:name="Grid Table 3 Accent 6" w:uiPriority="48"/>
-    <w:lsdException w:name="Grid Table 4 Accent 6" w:uiPriority="49"/>
-    <w:lsdException w:name="Grid Table 5 Dark Accent 6" w:uiPriority="50"/>
-    <w:lsdException w:name="Grid Table 6 Colorful Accent 6" w:uiPriority="51"/>
-    <w:lsdException w:name="Grid Table 7 Colorful Accent 6" w:uiPriority="52"/>
-    <w:lsdException w:name="List Table 1 Light" w:uiPriority="46"/>
-    <w:lsdException w:name="List Table 2" w:uiPriority="47"/>
-    <w:lsdException w:name="List Table 3" w:uiPriority="48"/>
-    <w:lsdException w:name="List Table 4" w:uiPriority="49"/>
-    <w:lsdException w:name="List Table 5 Dark" w:uiPriority="50"/>
-    <w:lsdException w:name="List Table 6 Colorful" w:uiPriority="51"/>
-    <w:lsdException w:name="List Table 7 Colorful" w:uiPriority="52"/>
-    <w:lsdException w:name="List Table 1 Light Accent 1" w:uiPriority="46"/>
-    <w:lsdException w:name="List Table 2 Accent 1" w:uiPriority="47"/>
-    <w:lsdException w:name="List Table 3 Accent 1" w:uiPriority="48"/>
-    <w:lsdException w:name="List Table 4 Accent 1" w:uiPriority="49"/>
-    <w:lsdException w:name="List Table 5 Dark Accent 1" w:uiPriority="50"/>
-    <w:lsdException w:name="List Table 6 Colorful Accent 1" w:uiPriority="51"/>
-    <w:lsdException w:name="List Table 7 Colorful Accent 1" w:uiPriority="52"/>
-    <w:lsdException w:name="List Table 1 Light Accent 2" w:uiPriority="46"/>
-    <w:lsdException w:name="List Table 2 Accent 2" w:uiPriority="47"/>
-    <w:lsdException w:name="List Table 3 Accent 2" w:uiPriority="48"/>
-    <w:lsdException w:name="List Table 4 Accent 2" w:uiPriority="49"/>
-    <w:lsdException w:name="List Table 5 Dark Accent 2" w:uiPriority="50"/>
-    <w:lsdException w:name="List Table 6 Colorful Accent 2" w:uiPriority="51"/>
-    <w:lsdException w:name="List Table 7 Colorful Accent 2" w:uiPriority="52"/>
-    <w:lsdException w:name="List Table 1 Light Accent 3" w:uiPriority="46"/>
-    <w:lsdException w:name="List Table 2 Accent 3" w:uiPriority="47"/>
-    <w:lsdException w:name="List Table 3 Accent 3" w:uiPriority="48"/>
-    <w:lsdException w:name="List Table 4 Accent 3" w:uiPriority="49"/>
-    <w:lsdException w:name="List Table 5 Dark Accent 3" w:uiPriority="50"/>
-    <w:lsdException w:name="List Table 6 Colorful Accent 3" w:uiPriority="51"/>
-    <w:lsdException w:name="List Table 7 Colorful Accent 3" w:uiPriority="52"/>
-    <w:lsdException w:name="List Table 1 Light Accent 4" w:uiPriority="46"/>
-    <w:lsdException w:name="List Table 2 Accent 4" w:uiPriority="47"/>
-    <w:lsdException w:name="List Table 3 Accent 4" w:uiPriority="48"/>
-    <w:lsdException w:name="List Table 4 Accent 4" w:uiPriority="49"/>
-    <w:lsdException w:name="List Table 5 Dark Accent 4" w:uiPriority="50"/>
-    <w:lsdException w:name="List Table 6 Colorful Accent 4" w:uiPriority="51"/>
-    <w:lsdException w:name="List Table 7 Colorful Accent 4" w:uiPriority="52"/>
-    <w:lsdException w:name="List Table 1 Light Accent 5" w:uiPriority="46"/>
-    <w:lsdException w:name="List Table 2 Accent 5" w:uiPriority="47"/>
-    <w:lsdException w:name="List Table 3 Accent 5" w:uiPriority="48"/>
-    <w:lsdException w:name="List Table 4 Accent 5" w:uiPriority="49"/>
-    <w:lsdException w:name="List Table 5 Dark Accent 5" w:uiPriority="50"/>
-    <w:lsdException w:name="List Table 6 Colorful Accent 5" w:uiPriority="51"/>
-    <w:lsdException w:name="List Table 7 Colorful Accent 5" w:uiPriority="52"/>
-    <w:lsdException w:name="List Table 1 Light Accent 6" w:uiPriority="46"/>
-    <w:lsdException w:name="List Table 2 Accent 6" w:uiPriority="47"/>
-    <w:lsdException w:name="List Table 3 Accent 6" w:uiPriority="48"/>
-    <w:lsdException w:name="List Table 4 Accent 6" w:uiPriority="49"/>
-    <w:lsdException w:name="List Table 5 Dark Accent 6" w:uiPriority="50"/>
-    <w:lsdException w:name="List Table 6 Colorful Accent 6" w:uiPriority="51"/>
-    <w:lsdException w:name="List Table 7 Colorful Accent 6" w:uiPriority="52"/>
-    <w:lsdException w:name="Mention" w:semiHidden="1" w:unhideWhenUsed="1"/>
-    <w:lsdException w:name="Smart Hyperlink" w:semiHidden="1" w:unhideWhenUsed="1"/>
-    <w:lsdException w:name="Hashtag" w:semiHidden="1" w:unhideWhenUsed="1"/>
-    <w:lsdException w:name="Unresolved Mention" w:semiHidden="1" w:unhideWhenUsed="1"/>
-    <w:lsdException w:name="Smart Link" w:semiHidden="1" w:unhideWhenUsed="1"/>
-  </w:latentStyles>
-  <w:style w:type="paragraph" w:default="1" w:styleId="Normal">
-    <w:name w:val="Normal"/>
-    <w:qFormat/>
-  </w:style>
-  <w:style w:type="character" w:default="1" w:styleId="DefaultParagraphFont">
-    <w:name w:val="Default Paragraph Font"/>
-    <w:uiPriority w:val="1"/>
-    <w:semiHidden/>
-    <w:unhideWhenUsed/>
-  </w:style>
-  <w:style w:type="table" w:default="1" w:styleId="TableNormal">
-    <w:name w:val="Normal Table"/>
-    <w:uiPriority w:val="99"/>
-    <w:semiHidden/>
-    <w:unhideWhenUsed/>
-    <w:tblPr>
-      <w:tblInd w:w="0" w:type="dxa"/>
-      <w:tblCellMar>
-        <w:top w:w="0" w:type="dxa"/>
-        <w:left w:w="108" w:type="dxa"/>
-        <w:bottom w:w="0" w:type="dxa"/>
-        <w:right w:w="108" w:type="dxa"/>
-      </w:tblCellMar>
-    </w:tblPr>
-  </w:style>
-  <w:style w:type="numbering" w:default="1" w:styleId="NoList">
-    <w:name w:val="No List"/>
-    <w:uiPriority w:val="99"/>
-    <w:semiHidden/>
-    <w:unhideWhenUsed/>
-  </w:style>
-  <w:style w:type="character" w:styleId="PlaceholderText">
-    <w:name w:val="Placeholder Text"/>
-    <w:basedOn w:val="DefaultParagraphFont"/>
-    <w:uiPriority w:val="99"/>
-    <w:semiHidden/>
-    <w:rsid w:val="0036251F"/>
-    <w:rPr>
-      <w:color w:val="808080"/>
-    </w:rPr>
-  </w:style>
-  <w:style w:type="paragraph" w:customStyle="1" w:styleId="97402B2E92504330A2CD238458CCFF69">
-    <w:name w:val="97402B2E92504330A2CD238458CCFF69"/>
-    <w:rsid w:val="0036251F"/>
-  </w:style>
-  <w:style w:type="paragraph" w:customStyle="1" w:styleId="EBDEC343996C49329BB034F461E6C96C">
-    <w:name w:val="EBDEC343996C49329BB034F461E6C96C"/>
-    <w:rsid w:val="0036251F"/>
-  </w:style>
-  <w:style w:type="paragraph" w:customStyle="1" w:styleId="AF65E97C4355463CAEF8C22B321D7489">
-    <w:name w:val="AF65E97C4355463CAEF8C22B321D7489"/>
-    <w:rsid w:val="0036251F"/>
-  </w:style>
-  <w:style w:type="paragraph" w:customStyle="1" w:styleId="602DD185B51E40AF850BC0E4F133E67E">
-    <w:name w:val="602DD185B51E40AF850BC0E4F133E67E"/>
-    <w:rsid w:val="0036251F"/>
-  </w:style>
-  <w:style w:type="paragraph" w:customStyle="1" w:styleId="8337EA9308284B2AB44CDDA2F199D73E">
-    <w:name w:val="8337EA9308284B2AB44CDDA2F199D73E"/>
-    <w:rsid w:val="0036251F"/>
-  </w:style>
-  <w:style w:type="paragraph" w:customStyle="1" w:styleId="FD36EAFEC6834CEEB23FE61EEE1E0C8B">
-    <w:name w:val="FD36EAFEC6834CEEB23FE61EEE1E0C8B"/>
-    <w:rsid w:val="0036251F"/>
-  </w:style>
-  <w:style w:type="paragraph" w:customStyle="1" w:styleId="B2DF48533C9A474CA12BC9E7E7B1021D">
-    <w:name w:val="B2DF48533C9A474CA12BC9E7E7B1021D"/>
-    <w:rsid w:val="0036251F"/>
-  </w:style>
-  <w:style w:type="paragraph" w:customStyle="1" w:styleId="3360E305A01944B483180DE10DB90615">
-    <w:name w:val="3360E305A01944B483180DE10DB90615"/>
-    <w:rsid w:val="0036251F"/>
-  </w:style>
-  <w:style w:type="paragraph" w:customStyle="1" w:styleId="6E276702FC864920BC92695891655CEE">
-    <w:name w:val="6E276702FC864920BC92695891655CEE"/>
-    <w:rsid w:val="0036251F"/>
-  </w:style>
-  <w:style w:type="paragraph" w:customStyle="1" w:styleId="D85A4050154B4A6EAD3F6D7BE7E3F09A">
-    <w:name w:val="D85A4050154B4A6EAD3F6D7BE7E3F09A"/>
-    <w:rsid w:val="0036251F"/>
-  </w:style>
-  <w:style w:type="paragraph" w:customStyle="1" w:styleId="DD85F5429C1B449FA2DC6E2A8A9C6F10">
-    <w:name w:val="DD85F5429C1B449FA2DC6E2A8A9C6F10"/>
-    <w:rsid w:val="0036251F"/>
-  </w:style>
-  <w:style w:type="paragraph" w:customStyle="1" w:styleId="A5FD952A4DB34E818A85BDF6DA256C7B">
-    <w:name w:val="A5FD952A4DB34E818A85BDF6DA256C7B"/>
-    <w:rsid w:val="0036251F"/>
-  </w:style>
-  <w:style w:type="paragraph" w:customStyle="1" w:styleId="404DEFCA084647A6B8E97D06F7B0CB4E">
-    <w:name w:val="404DEFCA084647A6B8E97D06F7B0CB4E"/>
-    <w:rsid w:val="0036251F"/>
-  </w:style>
-  <w:style w:type="paragraph" w:customStyle="1" w:styleId="F9F578BDAE28434291E32F759C4559BE">
-    <w:name w:val="F9F578BDAE28434291E32F759C4559BE"/>
-    <w:rsid w:val="0036251F"/>
-  </w:style>
-  <w:style w:type="paragraph" w:customStyle="1" w:styleId="049FA1958DF841198E38B787902A4D73">
-    <w:name w:val="049FA1958DF841198E38B787902A4D73"/>
-    <w:rsid w:val="0036251F"/>
-  </w:style>
-  <w:style w:type="paragraph" w:customStyle="1" w:styleId="1F561B3E6C474A5388B41ED3965AA196">
-    <w:name w:val="1F561B3E6C474A5388B41ED3965AA196"/>
-    <w:rsid w:val="0036251F"/>
-  </w:style>
-  <w:style w:type="paragraph" w:customStyle="1" w:styleId="CFB59CDF79B744428F04690F2F7B6A92">
-    <w:name w:val="CFB59CDF79B744428F04690F2F7B6A92"/>
-    <w:rsid w:val="0036251F"/>
-  </w:style>
-  <w:style w:type="paragraph" w:customStyle="1" w:styleId="84300009A7FF4B0E935136AFB3A45B08">
-    <w:name w:val="84300009A7FF4B0E935136AFB3A45B08"/>
-    <w:rsid w:val="0036251F"/>
-  </w:style>
-  <w:style w:type="paragraph" w:customStyle="1" w:styleId="67A776913E37432299E039FB1CDE28BD">
-    <w:name w:val="67A776913E37432299E039FB1CDE28BD"/>
-    <w:rsid w:val="0036251F"/>
-  </w:style>
-  <w:style w:type="paragraph" w:customStyle="1" w:styleId="55EAC8C6445548E984A68538D4E1ADAA">
-    <w:name w:val="55EAC8C6445548E984A68538D4E1ADAA"/>
-    <w:rsid w:val="0036251F"/>
-  </w:style>
-  <w:style w:type="paragraph" w:customStyle="1" w:styleId="BDEBDF16733346108BD434F5128D2C1E">
-    <w:name w:val="BDEBDF16733346108BD434F5128D2C1E"/>
-    <w:rsid w:val="0036251F"/>
-  </w:style>
-  <w:style w:type="paragraph" w:customStyle="1" w:styleId="56618926D55B41EBA375FC8865513572">
-    <w:name w:val="56618926D55B41EBA375FC8865513572"/>
-    <w:rsid w:val="0036251F"/>
-  </w:style>
-  <w:style w:type="paragraph" w:customStyle="1" w:styleId="31CA8AC61F4441EEBD59FC344965CC5B">
-    <w:name w:val="31CA8AC61F4441EEBD59FC344965CC5B"/>
-    <w:rsid w:val="0036251F"/>
-  </w:style>
-  <w:style w:type="paragraph" w:customStyle="1" w:styleId="A25A5627703743399D9E40DA41BC8DA7">
-    <w:name w:val="A25A5627703743399D9E40DA41BC8DA7"/>
-    <w:rsid w:val="0036251F"/>
-  </w:style>
-  <w:style w:type="paragraph" w:customStyle="1" w:styleId="AEA57627C0CF4B4DB62FCFC95EC0234E">
-    <w:name w:val="AEA57627C0CF4B4DB62FCFC95EC0234E"/>
-    <w:rsid w:val="0036251F"/>
-  </w:style>
-  <w:style w:type="paragraph" w:customStyle="1" w:styleId="0E8D609562FD458F9000FA1FE784CA63">
-    <w:name w:val="0E8D609562FD458F9000FA1FE784CA63"/>
-    <w:rsid w:val="0013395D"/>
-  </w:style>
-  <w:style w:type="paragraph" w:customStyle="1" w:styleId="F27005EFA1EF4599AAAA2C13F8717928">
-    <w:name w:val="F27005EFA1EF4599AAAA2C13F8717928"/>
-    <w:rsid w:val="0036251F"/>
-  </w:style>
-  <w:style w:type="paragraph" w:customStyle="1" w:styleId="3304A6539F8A4D3C904B9605A89E96CD">
-    <w:name w:val="3304A6539F8A4D3C904B9605A89E96CD"/>
-    <w:rsid w:val="0036251F"/>
-  </w:style>
-  <w:style w:type="paragraph" w:customStyle="1" w:styleId="69E206B1EBAB4D32895CCCF4DF79F3C2">
-    <w:name w:val="69E206B1EBAB4D32895CCCF4DF79F3C2"/>
-    <w:rsid w:val="0013395D"/>
-  </w:style>
-  <w:style w:type="paragraph" w:customStyle="1" w:styleId="8C72CB49553F4C3C8DA8687A946EC1C2">
-    <w:name w:val="8C72CB49553F4C3C8DA8687A946EC1C2"/>
-    <w:rsid w:val="0036251F"/>
-  </w:style>
-  <w:style w:type="paragraph" w:customStyle="1" w:styleId="965133185EDA49F38AABD0560195CC33">
-    <w:name w:val="965133185EDA49F38AABD0560195CC33"/>
-    <w:rsid w:val="0036251F"/>
-  </w:style>
-  <w:style w:type="paragraph" w:customStyle="1" w:styleId="5651338985B943CD91F21E0AF97E4C18">
-    <w:name w:val="5651338985B943CD91F21E0AF97E4C18"/>
-    <w:rsid w:val="0036251F"/>
-  </w:style>
-  <w:style w:type="paragraph" w:customStyle="1" w:styleId="DC240DE3CEBC450CBE67D8A9DB42F9D6">
-    <w:name w:val="DC240DE3CEBC450CBE67D8A9DB42F9D6"/>
-    <w:rsid w:val="0036251F"/>
-  </w:style>
-  <w:style w:type="paragraph" w:customStyle="1" w:styleId="09216356C0D34AF597DFD2464AD883B9">
-    <w:name w:val="09216356C0D34AF597DFD2464AD883B9"/>
-    <w:rsid w:val="0013395D"/>
-  </w:style>
-  <w:style w:type="paragraph" w:customStyle="1" w:styleId="19C1952E9D2445049326A599A504A8B1">
-    <w:name w:val="19C1952E9D2445049326A599A504A8B1"/>
-    <w:rsid w:val="0013395D"/>
-  </w:style>
-  <w:style w:type="paragraph" w:customStyle="1" w:styleId="60A1027741D948C8870F901CDF2684EE">
-    <w:name w:val="60A1027741D948C8870F901CDF2684EE"/>
-    <w:rsid w:val="0013395D"/>
-  </w:style>
-  <w:style w:type="paragraph" w:customStyle="1" w:styleId="5526754AD9374E8ABD0F17EB058FF96C">
-    <w:name w:val="5526754AD9374E8ABD0F17EB058FF96C"/>
-    <w:rsid w:val="0013395D"/>
-  </w:style>
-  <w:style w:type="paragraph" w:customStyle="1" w:styleId="E4A243E72DA64E32B564401591324284">
-    <w:name w:val="E4A243E72DA64E32B564401591324284"/>
-    <w:rsid w:val="0013395D"/>
-  </w:style>
-  <w:style w:type="paragraph" w:customStyle="1" w:styleId="37B050DC967C4891B3F3F952F514563E">
-    <w:name w:val="37B050DC967C4891B3F3F952F514563E"/>
-    <w:rsid w:val="0013395D"/>
-  </w:style>
-  <w:style w:type="paragraph" w:customStyle="1" w:styleId="1A45ED7E793342A2A94CD81B586E8B7A">
-    <w:name w:val="1A45ED7E793342A2A94CD81B586E8B7A"/>
-    <w:rsid w:val="0013395D"/>
-  </w:style>
-  <w:style w:type="paragraph" w:customStyle="1" w:styleId="899E16EB2B7B46DB8C10102288DBFFD5">
-    <w:name w:val="899E16EB2B7B46DB8C10102288DBFFD5"/>
-    <w:rsid w:val="0013395D"/>
-  </w:style>
-  <w:style w:type="paragraph" w:customStyle="1" w:styleId="B60A3F0168404E848C24F40585644981">
-    <w:name w:val="B60A3F0168404E848C24F40585644981"/>
-    <w:rsid w:val="0013395D"/>
-  </w:style>
-  <w:style w:type="paragraph" w:customStyle="1" w:styleId="46BB8A971DD344D59B14BDD32CD6B80C">
-    <w:name w:val="46BB8A971DD344D59B14BDD32CD6B80C"/>
-    <w:rsid w:val="0013395D"/>
-  </w:style>
-  <w:style w:type="paragraph" w:customStyle="1" w:styleId="4C26DB760FBA4BB08BEFDF2A7E42786D">
-    <w:name w:val="4C26DB760FBA4BB08BEFDF2A7E42786D"/>
-    <w:rsid w:val="0036251F"/>
-  </w:style>
-  <w:style w:type="paragraph" w:customStyle="1" w:styleId="9441BFE0DF3146EEBFC71615523A1227">
-    <w:name w:val="9441BFE0DF3146EEBFC71615523A1227"/>
-    <w:rsid w:val="0036251F"/>
-  </w:style>
-  <w:style w:type="paragraph" w:customStyle="1" w:styleId="CC1EAAB386CA442FA991B803B821A838">
-    <w:name w:val="CC1EAAB386CA442FA991B803B821A838"/>
-    <w:rsid w:val="0036251F"/>
-  </w:style>
-  <w:style w:type="paragraph" w:customStyle="1" w:styleId="7132FA8364FE47AFAE2E864DD3A4413D">
-    <w:name w:val="7132FA8364FE47AFAE2E864DD3A4413D"/>
-    <w:rsid w:val="0036251F"/>
-  </w:style>
-  <w:style w:type="paragraph" w:customStyle="1" w:styleId="2B9929E67CCB4B339496806490F61422">
-    <w:name w:val="2B9929E67CCB4B339496806490F61422"/>
-    <w:rsid w:val="0036251F"/>
-  </w:style>
-  <w:style w:type="paragraph" w:customStyle="1" w:styleId="9C052B9BE1334A12837E39F48C418E79">
-    <w:name w:val="9C052B9BE1334A12837E39F48C418E79"/>
-    <w:rsid w:val="0036251F"/>
-  </w:style>
-  <w:style w:type="paragraph" w:customStyle="1" w:styleId="772D4F406F0043EA849D73FFA719BB4B">
-    <w:name w:val="772D4F406F0043EA849D73FFA719BB4B"/>
-    <w:rsid w:val="0036251F"/>
-  </w:style>
-</w:styles>
-</file>
-
-<file path=word/glossary/webSettings.xml><?xml version="1.0" encoding="utf-8"?>
-<w:webSettings xmlns:mc="http://schemas.openxmlformats.org/markup-compatibility/2006" xmlns:r="http://schemas.openxmlformats.org/officeDocument/2006/relationships" xmlns:w="http://schemas.openxmlformats.org/wordprocessingml/2006/main" xmlns:w14="http://schemas.microsoft.com/office/word/2010/wordml" xmlns:w15="http://schemas.microsoft.com/office/word/2012/wordml" xmlns:w16cex="http://schemas.microsoft.com/office/word/2018/wordml/cex" xmlns:w16cid="http://schemas.microsoft.com/office/word/2016/wordml/cid" xmlns:w16="http://schemas.microsoft.com/office/word/2018/wordml" xmlns:w16se="http://schemas.microsoft.com/office/word/2015/wordml/symex" mc:Ignorable="w14 w15 w16se w16cid w16 w16cex">
-  <w:optimizeForBrowser/>
-  <w:allowPNG/>
-</w:webSettings>
-</file>
-
 <file path=word/theme/theme11.xml><?xml version="1.0" encoding="utf-8"?>
 <a:theme xmlns:a="http://schemas.openxmlformats.org/drawingml/2006/main" name="Christmas">
   <a:themeElements>
@@ -3564,267 +2501,4 @@
     </a:ext>
   </a:extLst>
 </a:theme>
-</file>
-
-<file path=customXml/item13.xml><?xml version="1.0" encoding="utf-8"?>
-<b:Sources xmlns:b="http://schemas.openxmlformats.org/officeDocument/2006/bibliography" xmlns="http://schemas.openxmlformats.org/officeDocument/2006/bibliography" SelectedStyle="\APASixthEditionOfficeOnline.xsl" StyleName="APA" Version="6"/>
-</file>
-
-<file path=customXml/item2.xml><?xml version="1.0" encoding="utf-8"?>
-<ct:contentTypeSchema xmlns:ct="http://schemas.microsoft.com/office/2006/metadata/contentType" xmlns:ma="http://schemas.microsoft.com/office/2006/metadata/properties/metaAttributes" ct:_="" ma:_="" ma:contentTypeName="Document" ma:contentTypeID="0x01010079F111ED35F8CC479449609E8A0923A6" ma:contentTypeVersion="12" ma:contentTypeDescription="Create a new document." ma:contentTypeScope="" ma:versionID="426e97fa315356fffbdcd9876fe988c2">
-  <xsd:schema xmlns:xsd="http://www.w3.org/2001/XMLSchema" xmlns:xs="http://www.w3.org/2001/XMLSchema" xmlns:p="http://schemas.microsoft.com/office/2006/metadata/properties" xmlns:ns2="71af3243-3dd4-4a8d-8c0d-dd76da1f02a5" xmlns:ns3="16c05727-aa75-4e4a-9b5f-8a80a1165891" targetNamespace="http://schemas.microsoft.com/office/2006/metadata/properties" ma:root="true" ma:fieldsID="14b8f0def80e6d70ce3def20c90759ae" ns2:_="" ns3:_="">
-    <xsd:import namespace="71af3243-3dd4-4a8d-8c0d-dd76da1f02a5"/>
-    <xsd:import namespace="16c05727-aa75-4e4a-9b5f-8a80a1165891"/>
-    <xsd:element name="properties">
-      <xsd:complexType>
-        <xsd:sequence>
-          <xsd:element name="documentManagement">
-            <xsd:complexType>
-              <xsd:all>
-                <xsd:element ref="ns2:MediaServiceMetadata" minOccurs="0"/>
-                <xsd:element ref="ns2:MediaServiceFastMetadata" minOccurs="0"/>
-                <xsd:element ref="ns2:MediaServiceOCR" minOccurs="0"/>
-                <xsd:element ref="ns2:MediaServiceAutoTags" minOccurs="0"/>
-                <xsd:element ref="ns2:MediaServiceEventHashCode" minOccurs="0"/>
-                <xsd:element ref="ns2:MediaServiceGenerationTime" minOccurs="0"/>
-                <xsd:element ref="ns3:SharedWithUsers" minOccurs="0"/>
-                <xsd:element ref="ns3:SharedWithDetails" minOccurs="0"/>
-                <xsd:element ref="ns2:MediaServiceAutoKeyPoints" minOccurs="0"/>
-                <xsd:element ref="ns2:MediaServiceKeyPoints" minOccurs="0"/>
-                <xsd:element ref="ns2:MediaServiceDateTaken" minOccurs="0"/>
-                <xsd:element ref="ns2:Status" minOccurs="0"/>
-              </xsd:all>
-            </xsd:complexType>
-          </xsd:element>
-        </xsd:sequence>
-      </xsd:complexType>
-    </xsd:element>
-  </xsd:schema>
-  <xsd:schema xmlns:xsd="http://www.w3.org/2001/XMLSchema" xmlns:xs="http://www.w3.org/2001/XMLSchema" xmlns:dms="http://schemas.microsoft.com/office/2006/documentManagement/types" xmlns:pc="http://schemas.microsoft.com/office/infopath/2007/PartnerControls" targetNamespace="71af3243-3dd4-4a8d-8c0d-dd76da1f02a5" elementFormDefault="qualified">
-    <xsd:import namespace="http://schemas.microsoft.com/office/2006/documentManagement/types"/>
-    <xsd:import namespace="http://schemas.microsoft.com/office/infopath/2007/PartnerControls"/>
-    <xsd:element name="MediaServiceMetadata" ma:index="8" nillable="true" ma:displayName="MediaServiceMetadata" ma:hidden="true" ma:internalName="MediaServiceMetadata" ma:readOnly="true">
-      <xsd:simpleType>
-        <xsd:restriction base="dms:Note"/>
-      </xsd:simpleType>
-    </xsd:element>
-    <xsd:element name="MediaServiceFastMetadata" ma:index="9" nillable="true" ma:displayName="MediaServiceFastMetadata" ma:hidden="true" ma:internalName="MediaServiceFastMetadata" ma:readOnly="true">
-      <xsd:simpleType>
-        <xsd:restriction base="dms:Note"/>
-      </xsd:simpleType>
-    </xsd:element>
-    <xsd:element name="MediaServiceOCR" ma:index="10" nillable="true" ma:displayName="MediaServiceOCR" ma:internalName="MediaServiceOCR" ma:readOnly="true">
-      <xsd:simpleType>
-        <xsd:restriction base="dms:Note">
-          <xsd:maxLength value="255"/>
-        </xsd:restriction>
-      </xsd:simpleType>
-    </xsd:element>
-    <xsd:element name="MediaServiceAutoTags" ma:index="11" nillable="true" ma:displayName="MediaServiceAutoTags" ma:internalName="MediaServiceAutoTags" ma:readOnly="true">
-      <xsd:simpleType>
-        <xsd:restriction base="dms:Text"/>
-      </xsd:simpleType>
-    </xsd:element>
-    <xsd:element name="MediaServiceEventHashCode" ma:index="12" nillable="true" ma:displayName="MediaServiceEventHashCode" ma:hidden="true" ma:internalName="MediaServiceEventHashCode" ma:readOnly="true">
-      <xsd:simpleType>
-        <xsd:restriction base="dms:Text"/>
-      </xsd:simpleType>
-    </xsd:element>
-    <xsd:element name="MediaServiceGenerationTime" ma:index="13" nillable="true" ma:displayName="MediaServiceGenerationTime" ma:hidden="true" ma:internalName="MediaServiceGenerationTime" ma:readOnly="true">
-      <xsd:simpleType>
-        <xsd:restriction base="dms:Text"/>
-      </xsd:simpleType>
-    </xsd:element>
-    <xsd:element name="MediaServiceAutoKeyPoints" ma:index="16" nillable="true" ma:displayName="MediaServiceAutoKeyPoints" ma:hidden="true" ma:internalName="MediaServiceAutoKeyPoints" ma:readOnly="true">
-      <xsd:simpleType>
-        <xsd:restriction base="dms:Note"/>
-      </xsd:simpleType>
-    </xsd:element>
-    <xsd:element name="MediaServiceKeyPoints" ma:index="17" nillable="true" ma:displayName="KeyPoints" ma:internalName="MediaServiceKeyPoints" ma:readOnly="false">
-      <xsd:simpleType>
-        <xsd:restriction base="dms:Note">
-          <xsd:maxLength value="255"/>
-        </xsd:restriction>
-      </xsd:simpleType>
-    </xsd:element>
-    <xsd:element name="MediaServiceDateTaken" ma:index="18" nillable="true" ma:displayName="MediaServiceDateTaken" ma:hidden="true" ma:internalName="MediaServiceDateTaken" ma:readOnly="true">
-      <xsd:simpleType>
-        <xsd:restriction base="dms:Text"/>
-      </xsd:simpleType>
-    </xsd:element>
-    <xsd:element name="Status" ma:index="19" nillable="true" ma:displayName="Status" ma:default="Not started" ma:format="Dropdown" ma:internalName="Status">
-      <xsd:simpleType>
-        <xsd:restriction base="dms:Choice">
-          <xsd:enumeration value="Not started"/>
-          <xsd:enumeration value="In Progress"/>
-          <xsd:enumeration value="Completed"/>
-        </xsd:restriction>
-      </xsd:simpleType>
-    </xsd:element>
-  </xsd:schema>
-  <xsd:schema xmlns:xsd="http://www.w3.org/2001/XMLSchema" xmlns:xs="http://www.w3.org/2001/XMLSchema" xmlns:dms="http://schemas.microsoft.com/office/2006/documentManagement/types" xmlns:pc="http://schemas.microsoft.com/office/infopath/2007/PartnerControls" targetNamespace="16c05727-aa75-4e4a-9b5f-8a80a1165891" elementFormDefault="qualified">
-    <xsd:import namespace="http://schemas.microsoft.com/office/2006/documentManagement/types"/>
-    <xsd:import namespace="http://schemas.microsoft.com/office/infopath/2007/PartnerControls"/>
-    <xsd:element name="SharedWithUsers" ma:index="14" nillable="true" ma:displayName="Shared With" ma:internalName="SharedWithUsers" ma:readOnly="true">
-      <xsd:complexType>
-        <xsd:complexContent>
-          <xsd:extension base="dms:UserMulti">
-            <xsd:sequence>
-              <xsd:element name="UserInfo" minOccurs="0" maxOccurs="unbounded">
-                <xsd:complexType>
-                  <xsd:sequence>
-                    <xsd:element name="DisplayName" type="xsd:string" minOccurs="0"/>
-                    <xsd:element name="AccountId" type="dms:UserId" minOccurs="0" nillable="true"/>
-                    <xsd:element name="AccountType" type="xsd:string" minOccurs="0"/>
-                  </xsd:sequence>
-                </xsd:complexType>
-              </xsd:element>
-            </xsd:sequence>
-          </xsd:extension>
-        </xsd:complexContent>
-      </xsd:complexType>
-    </xsd:element>
-    <xsd:element name="SharedWithDetails" ma:index="15" nillable="true" ma:displayName="Shared With Details" ma:internalName="SharedWithDetails" ma:readOnly="true">
-      <xsd:simpleType>
-        <xsd:restriction base="dms:Note">
-          <xsd:maxLength value="255"/>
-        </xsd:restriction>
-      </xsd:simpleType>
-    </xsd:element>
-  </xsd:schema>
-  <xsd:schema xmlns="http://schemas.openxmlformats.org/package/2006/metadata/core-properties" xmlns:xsd="http://www.w3.org/2001/XMLSchema" xmlns:xsi="http://www.w3.org/2001/XMLSchema-instance" xmlns:dc="http://purl.org/dc/elements/1.1/" xmlns:dcterms="http://purl.org/dc/terms/" xmlns:odoc="http://schemas.microsoft.com/internal/obd" targetNamespace="http://schemas.openxmlformats.org/package/2006/metadata/core-properties" elementFormDefault="qualified" attributeFormDefault="unqualified" blockDefault="#all">
-    <xsd:import namespace="http://purl.org/dc/elements/1.1/" schemaLocation="http://dublincore.org/schemas/xmls/qdc/2003/04/02/dc.xsd"/>
-    <xsd:import namespace="http://purl.org/dc/terms/" schemaLocation="http://dublincore.org/schemas/xmls/qdc/2003/04/02/dcterms.xsd"/>
-    <xsd:element name="coreProperties" type="CT_coreProperties"/>
-    <xsd:complexType name="CT_coreProperties">
-      <xsd:all>
-        <xsd:element ref="dc:creator" minOccurs="0" maxOccurs="1"/>
-        <xsd:element ref="dcterms:created" minOccurs="0" maxOccurs="1"/>
-        <xsd:element ref="dc:identifier" minOccurs="0" maxOccurs="1"/>
-        <xsd:element name="contentType" minOccurs="0" maxOccurs="1" type="xsd:string" ma:index="0" ma:displayName="Content Type"/>
-        <xsd:element ref="dc:title" minOccurs="0" maxOccurs="1" ma:index="4" ma:displayName="Title"/>
-        <xsd:element ref="dc:subject" minOccurs="0" maxOccurs="1"/>
-        <xsd:element ref="dc:description" minOccurs="0" maxOccurs="1"/>
-        <xsd:element name="keywords" minOccurs="0" maxOccurs="1" type="xsd:string"/>
-        <xsd:element ref="dc:language" minOccurs="0" maxOccurs="1"/>
-        <xsd:element name="category" minOccurs="0" maxOccurs="1" type="xsd:string"/>
-        <xsd:element name="version" minOccurs="0" maxOccurs="1" type="xsd:string"/>
-        <xsd:element name="revision" minOccurs="0" maxOccurs="1" type="xsd:string">
-          <xsd:annotation>
-            <xsd:documentation>
-                        This value indicates the number of saves or revisions. The application is responsible for updating this value after each revision.
-                    </xsd:documentation>
-          </xsd:annotation>
-        </xsd:element>
-        <xsd:element name="lastModifiedBy" minOccurs="0" maxOccurs="1" type="xsd:string"/>
-        <xsd:element ref="dcterms:modified" minOccurs="0" maxOccurs="1"/>
-        <xsd:element name="contentStatus" minOccurs="0" maxOccurs="1" type="xsd:string"/>
-      </xsd:all>
-    </xsd:complexType>
-  </xsd:schema>
-  <xs:schema xmlns:pc="http://schemas.microsoft.com/office/infopath/2007/PartnerControls" xmlns:xs="http://www.w3.org/2001/XMLSchema" targetNamespace="http://schemas.microsoft.com/office/infopath/2007/PartnerControls" elementFormDefault="qualified" attributeFormDefault="unqualified">
-    <xs:element name="Person">
-      <xs:complexType>
-        <xs:sequence>
-          <xs:element ref="pc:DisplayName" minOccurs="0"/>
-          <xs:element ref="pc:AccountId" minOccurs="0"/>
-          <xs:element ref="pc:AccountType" minOccurs="0"/>
-        </xs:sequence>
-      </xs:complexType>
-    </xs:element>
-    <xs:element name="DisplayName" type="xs:string"/>
-    <xs:element name="AccountId" type="xs:string"/>
-    <xs:element name="AccountType" type="xs:string"/>
-    <xs:element name="BDCAssociatedEntity">
-      <xs:complexType>
-        <xs:sequence>
-          <xs:element ref="pc:BDCEntity" minOccurs="0" maxOccurs="unbounded"/>
-        </xs:sequence>
-        <xs:attribute ref="pc:EntityNamespace"/>
-        <xs:attribute ref="pc:EntityName"/>
-        <xs:attribute ref="pc:SystemInstanceName"/>
-        <xs:attribute ref="pc:AssociationName"/>
-      </xs:complexType>
-    </xs:element>
-    <xs:attribute name="EntityNamespace" type="xs:string"/>
-    <xs:attribute name="EntityName" type="xs:string"/>
-    <xs:attribute name="SystemInstanceName" type="xs:string"/>
-    <xs:attribute name="AssociationName" type="xs:string"/>
-    <xs:element name="BDCEntity">
-      <xs:complexType>
-        <xs:sequence>
-          <xs:element ref="pc:EntityDisplayName" minOccurs="0"/>
-          <xs:element ref="pc:EntityInstanceReference" minOccurs="0"/>
-          <xs:element ref="pc:EntityId1" minOccurs="0"/>
-          <xs:element ref="pc:EntityId2" minOccurs="0"/>
-          <xs:element ref="pc:EntityId3" minOccurs="0"/>
-          <xs:element ref="pc:EntityId4" minOccurs="0"/>
-          <xs:element ref="pc:EntityId5" minOccurs="0"/>
-        </xs:sequence>
-      </xs:complexType>
-    </xs:element>
-    <xs:element name="EntityDisplayName" type="xs:string"/>
-    <xs:element name="EntityInstanceReference" type="xs:string"/>
-    <xs:element name="EntityId1" type="xs:string"/>
-    <xs:element name="EntityId2" type="xs:string"/>
-    <xs:element name="EntityId3" type="xs:string"/>
-    <xs:element name="EntityId4" type="xs:string"/>
-    <xs:element name="EntityId5" type="xs:string"/>
-    <xs:element name="Terms">
-      <xs:complexType>
-        <xs:sequence>
-          <xs:element ref="pc:TermInfo" minOccurs="0" maxOccurs="unbounded"/>
-        </xs:sequence>
-      </xs:complexType>
-    </xs:element>
-    <xs:element name="TermInfo">
-      <xs:complexType>
-        <xs:sequence>
-          <xs:element ref="pc:TermName" minOccurs="0"/>
-          <xs:element ref="pc:TermId" minOccurs="0"/>
-        </xs:sequence>
-      </xs:complexType>
-    </xs:element>
-    <xs:element name="TermName" type="xs:string"/>
-    <xs:element name="TermId" type="xs:string"/>
-  </xs:schema>
-</ct:contentTypeSchema>
-</file>
-
-<file path=customXml/item34.xml><?xml version="1.0" encoding="utf-8"?>
-<?mso-contentType ?>
-<FormTemplates xmlns="http://schemas.microsoft.com/sharepoint/v3/contenttype/forms">
-  <Display>DocumentLibraryForm</Display>
-  <Edit>DocumentLibraryForm</Edit>
-  <New>DocumentLibraryForm</New>
-</FormTemplates>
-</file>
-
-<file path=customXml/item42.xml><?xml version="1.0" encoding="utf-8"?>
-<p:properties xmlns:p="http://schemas.microsoft.com/office/2006/metadata/properties" xmlns:xsi="http://www.w3.org/2001/XMLSchema-instance" xmlns:pc="http://schemas.microsoft.com/office/infopath/2007/PartnerControls">
-  <documentManagement>
-    <Status xmlns="71af3243-3dd4-4a8d-8c0d-dd76da1f02a5">Not started</Status>
-    <MediaServiceKeyPoints xmlns="71af3243-3dd4-4a8d-8c0d-dd76da1f02a5" xsi:nil="true"/>
-  </documentManagement>
-</p:properties>
-</file>
-
-<file path=customXml/itemProps13.xml><?xml version="1.0" encoding="utf-8"?>
-<ds:datastoreItem xmlns:ds="http://schemas.openxmlformats.org/officeDocument/2006/customXml" ds:itemID="{ECA29A19-78C8-445A-A660-29841A1AC1EB}">
-  <ds:schemaRefs>
-    <ds:schemaRef ds:uri="http://schemas.openxmlformats.org/officeDocument/2006/bibliography"/>
-  </ds:schemaRefs>
-</ds:datastoreItem>
-</file>
-
-<file path=customXml/itemProps21.xml><?xml version="1.0" encoding="utf-8"?>
-<ds:datastoreItem xmlns:ds="http://schemas.openxmlformats.org/officeDocument/2006/customXml" ds:itemID="{523C9374-4FEB-49E4-94A2-133C8DD85DA8}"/>
-</file>
-
-<file path=customXml/itemProps34.xml><?xml version="1.0" encoding="utf-8"?>
-<ds:datastoreItem xmlns:ds="http://schemas.openxmlformats.org/officeDocument/2006/customXml" ds:itemID="{63BA267B-4B3A-4A84-B38D-C11DCDD09288}"/>
-</file>
-
-<file path=customXml/itemProps42.xml><?xml version="1.0" encoding="utf-8"?>
-<ds:datastoreItem xmlns:ds="http://schemas.openxmlformats.org/officeDocument/2006/customXml" ds:itemID="{76972C93-93E1-4A08-B95C-4FAF119DF154}"/>
 </file>